--- a/product/evidence/req-005/sole-trader/emergency-and-disaster-management-plan.docx
+++ b/product/evidence/req-005/sole-trader/emergency-and-disaster-management-plan.docx
@@ -431,7 +431,7 @@
           <w:sz w:val="22"/>
           <w:szCs w:val="22"/>
         </w:rPr>
-        <w:t xml:space="preserve">This plan sets out how Sunrise Supports keeps participants safe during emergencies and disasters. It supports the NDIS Practice Standards on risk management and continuity of supports.</w:t>
+        <w:t xml:space="preserve">This plan sets out how Sunrise Supports keeps participants safe during emergencies and disasters. Every provider needs a plan for emergencies and disasters, and this is ours.</w:t>
       </w:r>
     </w:p>
     <w:p>

--- a/product/evidence/req-005/sole-trader/emergency-and-disaster-management-plan.docx
+++ b/product/evidence/req-005/sole-trader/emergency-and-disaster-management-plan.docx
@@ -27,8 +27,8 @@
           <w:rFonts w:ascii="Calibri" w:cs="Calibri" w:eastAsia="Calibri" w:hAnsi="Calibri"/>
           <w:i/>
           <w:iCs/>
-          <w:sz w:val="22"/>
-          <w:szCs w:val="22"/>
+          <w:sz w:val="24"/>
+          <w:szCs w:val="24"/>
         </w:rPr>
         <w:t xml:space="preserve">Sunrise Supports</w:t>
       </w:r>
@@ -84,8 +84,6 @@
                 <w:rFonts w:ascii="Calibri" w:cs="Calibri" w:eastAsia="Calibri" w:hAnsi="Calibri"/>
                 <w:b/>
                 <w:bCs/>
-                <w:sz w:val="22"/>
-                <w:szCs w:val="22"/>
               </w:rPr>
               <w:t xml:space="preserve">Item</w:t>
             </w:r>
@@ -108,8 +106,6 @@
                 <w:rFonts w:ascii="Calibri" w:cs="Calibri" w:eastAsia="Calibri" w:hAnsi="Calibri"/>
                 <w:b/>
                 <w:bCs/>
-                <w:sz w:val="22"/>
-                <w:szCs w:val="22"/>
               </w:rPr>
               <w:t xml:space="preserve">Detail</w:t>
             </w:r>
@@ -117,6 +113,9 @@
         </w:tc>
       </w:tr>
       <w:tr>
+        <w:trPr>
+          <w:cantSplit/>
+        </w:trPr>
         <w:tc>
           <w:tcPr>
             <w:tcW w:type="dxa" w:w="4500"/>
@@ -131,8 +130,6 @@
             <w:r>
               <w:rPr>
                 <w:rFonts w:ascii="Calibri" w:cs="Calibri" w:eastAsia="Calibri" w:hAnsi="Calibri"/>
-                <w:sz w:val="22"/>
-                <w:szCs w:val="22"/>
               </w:rPr>
               <w:t xml:space="preserve">Document</w:t>
             </w:r>
@@ -152,8 +149,6 @@
             <w:r>
               <w:rPr>
                 <w:rFonts w:ascii="Calibri" w:cs="Calibri" w:eastAsia="Calibri" w:hAnsi="Calibri"/>
-                <w:sz w:val="22"/>
-                <w:szCs w:val="22"/>
               </w:rPr>
               <w:t xml:space="preserve">Emergency and disaster management plan</w:t>
             </w:r>
@@ -161,6 +156,9 @@
         </w:tc>
       </w:tr>
       <w:tr>
+        <w:trPr>
+          <w:cantSplit/>
+        </w:trPr>
         <w:tc>
           <w:tcPr>
             <w:tcW w:type="dxa" w:w="4500"/>
@@ -175,8 +173,6 @@
             <w:r>
               <w:rPr>
                 <w:rFonts w:ascii="Calibri" w:cs="Calibri" w:eastAsia="Calibri" w:hAnsi="Calibri"/>
-                <w:sz w:val="22"/>
-                <w:szCs w:val="22"/>
               </w:rPr>
               <w:t xml:space="preserve">Provider</w:t>
             </w:r>
@@ -196,8 +192,6 @@
             <w:r>
               <w:rPr>
                 <w:rFonts w:ascii="Calibri" w:cs="Calibri" w:eastAsia="Calibri" w:hAnsi="Calibri"/>
-                <w:sz w:val="22"/>
-                <w:szCs w:val="22"/>
               </w:rPr>
               <w:t xml:space="preserve">Sunrise Supports</w:t>
             </w:r>
@@ -205,6 +199,9 @@
         </w:tc>
       </w:tr>
       <w:tr>
+        <w:trPr>
+          <w:cantSplit/>
+        </w:trPr>
         <w:tc>
           <w:tcPr>
             <w:tcW w:type="dxa" w:w="4500"/>
@@ -219,8 +216,6 @@
             <w:r>
               <w:rPr>
                 <w:rFonts w:ascii="Calibri" w:cs="Calibri" w:eastAsia="Calibri" w:hAnsi="Calibri"/>
-                <w:sz w:val="22"/>
-                <w:szCs w:val="22"/>
               </w:rPr>
               <w:t xml:space="preserve">Version</w:t>
             </w:r>
@@ -240,8 +235,6 @@
             <w:r>
               <w:rPr>
                 <w:rFonts w:ascii="Calibri" w:cs="Calibri" w:eastAsia="Calibri" w:hAnsi="Calibri"/>
-                <w:sz w:val="22"/>
-                <w:szCs w:val="22"/>
               </w:rPr>
               <w:t xml:space="preserve">review-pack</w:t>
             </w:r>
@@ -249,6 +242,9 @@
         </w:tc>
       </w:tr>
       <w:tr>
+        <w:trPr>
+          <w:cantSplit/>
+        </w:trPr>
         <w:tc>
           <w:tcPr>
             <w:tcW w:type="dxa" w:w="4500"/>
@@ -263,10 +259,8 @@
             <w:r>
               <w:rPr>
                 <w:rFonts w:ascii="Calibri" w:cs="Calibri" w:eastAsia="Calibri" w:hAnsi="Calibri"/>
-                <w:sz w:val="22"/>
-                <w:szCs w:val="22"/>
-              </w:rPr>
-              <w:t xml:space="preserve">Generated</w:t>
+              </w:rPr>
+              <w:t xml:space="preserve">Drafted</w:t>
             </w:r>
           </w:p>
         </w:tc>
@@ -284,15 +278,16 @@
             <w:r>
               <w:rPr>
                 <w:rFonts w:ascii="Calibri" w:cs="Calibri" w:eastAsia="Calibri" w:hAnsi="Calibri"/>
-                <w:sz w:val="22"/>
-                <w:szCs w:val="22"/>
-              </w:rPr>
-              <w:t xml:space="preserve">12 October 2026</w:t>
+              </w:rPr>
+              <w:t xml:space="preserve">14 October 2026</w:t>
             </w:r>
           </w:p>
         </w:tc>
       </w:tr>
       <w:tr>
+        <w:trPr>
+          <w:cantSplit/>
+        </w:trPr>
         <w:tc>
           <w:tcPr>
             <w:tcW w:type="dxa" w:w="4500"/>
@@ -307,10 +302,8 @@
             <w:r>
               <w:rPr>
                 <w:rFonts w:ascii="Calibri" w:cs="Calibri" w:eastAsia="Calibri" w:hAnsi="Calibri"/>
-                <w:sz w:val="22"/>
-                <w:szCs w:val="22"/>
-              </w:rPr>
-              <w:t xml:space="preserve">Approval</w:t>
+              </w:rPr>
+              <w:t xml:space="preserve">Approver</w:t>
             </w:r>
           </w:p>
         </w:tc>
@@ -328,15 +321,16 @@
             <w:r>
               <w:rPr>
                 <w:rFonts w:ascii="Calibri" w:cs="Calibri" w:eastAsia="Calibri" w:hAnsi="Calibri"/>
-                <w:sz w:val="22"/>
-                <w:szCs w:val="22"/>
-              </w:rPr>
-              <w:t xml:space="preserve">[Provider to complete: name, role and date]</w:t>
+              </w:rPr>
+              <w:t xml:space="preserve">Jane Citizen, Owner</w:t>
             </w:r>
           </w:p>
         </w:tc>
       </w:tr>
       <w:tr>
+        <w:trPr>
+          <w:cantSplit/>
+        </w:trPr>
         <w:tc>
           <w:tcPr>
             <w:tcW w:type="dxa" w:w="4500"/>
@@ -351,8 +345,49 @@
             <w:r>
               <w:rPr>
                 <w:rFonts w:ascii="Calibri" w:cs="Calibri" w:eastAsia="Calibri" w:hAnsi="Calibri"/>
-                <w:sz w:val="22"/>
-                <w:szCs w:val="22"/>
+              </w:rPr>
+              <w:t xml:space="preserve">Approval date</w:t>
+            </w:r>
+          </w:p>
+        </w:tc>
+        <w:tc>
+          <w:tcPr>
+            <w:tcW w:type="dxa" w:w="4500"/>
+            <w:tcBorders>
+              <w:top w:val="single" w:color="999999" w:sz="4"/>
+              <w:left w:val="single" w:color="999999" w:sz="4"/>
+              <w:bottom w:val="single" w:color="999999" w:sz="4"/>
+              <w:right w:val="single" w:color="999999" w:sz="4"/>
+            </w:tcBorders>
+          </w:tcPr>
+          <w:p>
+            <w:r>
+              <w:rPr>
+                <w:rFonts w:ascii="Calibri" w:cs="Calibri" w:eastAsia="Calibri" w:hAnsi="Calibri"/>
+              </w:rPr>
+              <w:t xml:space="preserve">14 October 2026</w:t>
+            </w:r>
+          </w:p>
+        </w:tc>
+      </w:tr>
+      <w:tr>
+        <w:trPr>
+          <w:cantSplit/>
+        </w:trPr>
+        <w:tc>
+          <w:tcPr>
+            <w:tcW w:type="dxa" w:w="4500"/>
+            <w:tcBorders>
+              <w:top w:val="single" w:color="999999" w:sz="4"/>
+              <w:left w:val="single" w:color="999999" w:sz="4"/>
+              <w:bottom w:val="single" w:color="999999" w:sz="4"/>
+              <w:right w:val="single" w:color="999999" w:sz="4"/>
+            </w:tcBorders>
+          </w:tcPr>
+          <w:p>
+            <w:r>
+              <w:rPr>
+                <w:rFonts w:ascii="Calibri" w:cs="Calibri" w:eastAsia="Calibri" w:hAnsi="Calibri"/>
               </w:rPr>
               <w:t xml:space="preserve">Next review</w:t>
             </w:r>
@@ -372,10 +407,51 @@
             <w:r>
               <w:rPr>
                 <w:rFonts w:ascii="Calibri" w:cs="Calibri" w:eastAsia="Calibri" w:hAnsi="Calibri"/>
-                <w:sz w:val="22"/>
-                <w:szCs w:val="22"/>
-              </w:rPr>
-              <w:t xml:space="preserve">12 October 2027</w:t>
+              </w:rPr>
+              <w:t xml:space="preserve">14 October 2027</w:t>
+            </w:r>
+          </w:p>
+        </w:tc>
+      </w:tr>
+      <w:tr>
+        <w:trPr>
+          <w:cantSplit/>
+        </w:trPr>
+        <w:tc>
+          <w:tcPr>
+            <w:tcW w:type="dxa" w:w="4500"/>
+            <w:tcBorders>
+              <w:top w:val="single" w:color="999999" w:sz="4"/>
+              <w:left w:val="single" w:color="999999" w:sz="4"/>
+              <w:bottom w:val="single" w:color="999999" w:sz="4"/>
+              <w:right w:val="single" w:color="999999" w:sz="4"/>
+            </w:tcBorders>
+          </w:tcPr>
+          <w:p>
+            <w:r>
+              <w:rPr>
+                <w:rFonts w:ascii="Calibri" w:cs="Calibri" w:eastAsia="Calibri" w:hAnsi="Calibri"/>
+              </w:rPr>
+              <w:t xml:space="preserve">Standards it supports</w:t>
+            </w:r>
+          </w:p>
+        </w:tc>
+        <w:tc>
+          <w:tcPr>
+            <w:tcW w:type="dxa" w:w="4500"/>
+            <w:tcBorders>
+              <w:top w:val="single" w:color="999999" w:sz="4"/>
+              <w:left w:val="single" w:color="999999" w:sz="4"/>
+              <w:bottom w:val="single" w:color="999999" w:sz="4"/>
+              <w:right w:val="single" w:color="999999" w:sz="4"/>
+            </w:tcBorders>
+          </w:tcPr>
+          <w:p>
+            <w:r>
+              <w:rPr>
+                <w:rFonts w:ascii="Calibri" w:cs="Calibri" w:eastAsia="Calibri" w:hAnsi="Calibri"/>
+              </w:rPr>
+              <w:t xml:space="preserve">every provider needs a plan for emergencies and disasters, whatever its registration pathway</w:t>
             </w:r>
           </w:p>
         </w:tc>
@@ -383,26 +459,22 @@
     </w:tbl>
     <w:p>
       <w:pPr>
-        <w:spacing w:after="120"/>
-      </w:pPr>
-      <w:r>
-        <w:rPr>
-          <w:rFonts w:ascii="Calibri" w:cs="Calibri" w:eastAsia="Calibri" w:hAnsi="Calibri"/>
-          <w:sz w:val="22"/>
-          <w:szCs w:val="22"/>
+        <w:spacing w:after="120" w:line="276"/>
+      </w:pPr>
+      <w:r>
+        <w:rPr>
+          <w:rFonts w:ascii="Calibri" w:cs="Calibri" w:eastAsia="Calibri" w:hAnsi="Calibri"/>
         </w:rPr>
         <w:t xml:space="preserve"/>
       </w:r>
     </w:p>
     <w:p>
       <w:pPr>
-        <w:spacing w:after="120"/>
-      </w:pPr>
-      <w:r>
-        <w:rPr>
-          <w:rFonts w:ascii="Calibri" w:cs="Calibri" w:eastAsia="Calibri" w:hAnsi="Calibri"/>
-          <w:sz w:val="22"/>
-          <w:szCs w:val="22"/>
+        <w:spacing w:after="120" w:line="276"/>
+      </w:pPr>
+      <w:r>
+        <w:rPr>
+          <w:rFonts w:ascii="Calibri" w:cs="Calibri" w:eastAsia="Calibri" w:hAnsi="Calibri"/>
         </w:rPr>
         <w:t xml:space="preserve">Verification providers are not audited against this document under the NDIS Practice Standards. We keep it because every provider needs a plan for emergencies and disasters, whatever its registration pathway.</w:t>
       </w:r>
@@ -423,13 +495,27 @@
     </w:p>
     <w:p>
       <w:pPr>
-        <w:spacing w:after="120"/>
-      </w:pPr>
-      <w:r>
-        <w:rPr>
-          <w:rFonts w:ascii="Calibri" w:cs="Calibri" w:eastAsia="Calibri" w:hAnsi="Calibri"/>
-          <w:sz w:val="22"/>
-          <w:szCs w:val="22"/>
+        <w:spacing w:after="80"/>
+      </w:pPr>
+      <w:r>
+        <w:rPr>
+          <w:rFonts w:ascii="Calibri" w:cs="Calibri" w:eastAsia="Calibri" w:hAnsi="Calibri"/>
+          <w:i/>
+          <w:iCs/>
+          <w:color w:val="555555"/>
+          <w:sz w:val="20"/>
+          <w:szCs w:val="20"/>
+        </w:rPr>
+        <w:t xml:space="preserve">Drafted from your answers.</w:t>
+      </w:r>
+    </w:p>
+    <w:p>
+      <w:pPr>
+        <w:spacing w:after="120" w:line="276"/>
+      </w:pPr>
+      <w:r>
+        <w:rPr>
+          <w:rFonts w:ascii="Calibri" w:cs="Calibri" w:eastAsia="Calibri" w:hAnsi="Calibri"/>
         </w:rPr>
         <w:t xml:space="preserve">This plan sets out how Sunrise Supports keeps participants safe during emergencies and disasters. Every provider needs a plan for emergencies and disasters, and this is ours.</w:t>
       </w:r>
@@ -450,26 +536,38 @@
     </w:p>
     <w:p>
       <w:pPr>
-        <w:spacing w:after="120"/>
-      </w:pPr>
-      <w:r>
-        <w:rPr>
-          <w:rFonts w:ascii="Calibri" w:cs="Calibri" w:eastAsia="Calibri" w:hAnsi="Calibri"/>
-          <w:sz w:val="22"/>
-          <w:szCs w:val="22"/>
+        <w:spacing w:after="80"/>
+      </w:pPr>
+      <w:r>
+        <w:rPr>
+          <w:rFonts w:ascii="Calibri" w:cs="Calibri" w:eastAsia="Calibri" w:hAnsi="Calibri"/>
+          <w:i/>
+          <w:iCs/>
+          <w:color w:val="555555"/>
+          <w:sz w:val="20"/>
+          <w:szCs w:val="20"/>
+        </w:rPr>
+        <w:t xml:space="preserve">Drafted from your answers.</w:t>
+      </w:r>
+    </w:p>
+    <w:p>
+      <w:pPr>
+        <w:spacing w:after="120" w:line="276"/>
+      </w:pPr>
+      <w:r>
+        <w:rPr>
+          <w:rFonts w:ascii="Calibri" w:cs="Calibri" w:eastAsia="Calibri" w:hAnsi="Calibri"/>
         </w:rPr>
         <w:t xml:space="preserve">Sunrise Supports is a sole trader. We provide NDIS supports in New South Wales. I am the only worker and the only key person in the business.</w:t>
       </w:r>
     </w:p>
     <w:p>
       <w:pPr>
-        <w:spacing w:after="120"/>
-      </w:pPr>
-      <w:r>
-        <w:rPr>
-          <w:rFonts w:ascii="Calibri" w:cs="Calibri" w:eastAsia="Calibri" w:hAnsi="Calibri"/>
-          <w:sz w:val="22"/>
-          <w:szCs w:val="22"/>
+        <w:spacing w:after="120" w:line="276"/>
+      </w:pPr>
+      <w:r>
+        <w:rPr>
+          <w:rFonts w:ascii="Calibri" w:cs="Calibri" w:eastAsia="Calibri" w:hAnsi="Calibri"/>
         </w:rPr>
         <w:t xml:space="preserve">The support type we deliver is 0120 Household tasks. This means help with everyday jobs around a participant's home, so that participants can keep living safely in their own homes.</w:t>
       </w:r>
@@ -511,8 +609,6 @@
                 <w:rFonts w:ascii="Calibri" w:cs="Calibri" w:eastAsia="Calibri" w:hAnsi="Calibri"/>
                 <w:b/>
                 <w:bCs/>
-                <w:sz w:val="22"/>
-                <w:szCs w:val="22"/>
               </w:rPr>
               <w:t xml:space="preserve">What</w:t>
             </w:r>
@@ -535,8 +631,6 @@
                 <w:rFonts w:ascii="Calibri" w:cs="Calibri" w:eastAsia="Calibri" w:hAnsi="Calibri"/>
                 <w:b/>
                 <w:bCs/>
-                <w:sz w:val="22"/>
-                <w:szCs w:val="22"/>
               </w:rPr>
               <w:t xml:space="preserve">Detail</w:t>
             </w:r>
@@ -544,6 +638,9 @@
         </w:tc>
       </w:tr>
       <w:tr>
+        <w:trPr>
+          <w:cantSplit/>
+        </w:trPr>
         <w:tc>
           <w:tcPr>
             <w:tcW w:type="dxa" w:w="4500"/>
@@ -558,8 +655,6 @@
             <w:r>
               <w:rPr>
                 <w:rFonts w:ascii="Calibri" w:cs="Calibri" w:eastAsia="Calibri" w:hAnsi="Calibri"/>
-                <w:sz w:val="22"/>
-                <w:szCs w:val="22"/>
               </w:rPr>
               <w:t xml:space="preserve">Business</w:t>
             </w:r>
@@ -579,8 +674,6 @@
             <w:r>
               <w:rPr>
                 <w:rFonts w:ascii="Calibri" w:cs="Calibri" w:eastAsia="Calibri" w:hAnsi="Calibri"/>
-                <w:sz w:val="22"/>
-                <w:szCs w:val="22"/>
               </w:rPr>
               <w:t xml:space="preserve">Sunrise Supports, a sole trader</w:t>
             </w:r>
@@ -588,6 +681,9 @@
         </w:tc>
       </w:tr>
       <w:tr>
+        <w:trPr>
+          <w:cantSplit/>
+        </w:trPr>
         <w:tc>
           <w:tcPr>
             <w:tcW w:type="dxa" w:w="4500"/>
@@ -602,8 +698,6 @@
             <w:r>
               <w:rPr>
                 <w:rFonts w:ascii="Calibri" w:cs="Calibri" w:eastAsia="Calibri" w:hAnsi="Calibri"/>
-                <w:sz w:val="22"/>
-                <w:szCs w:val="22"/>
               </w:rPr>
               <w:t xml:space="preserve">State we work in</w:t>
             </w:r>
@@ -623,8 +717,6 @@
             <w:r>
               <w:rPr>
                 <w:rFonts w:ascii="Calibri" w:cs="Calibri" w:eastAsia="Calibri" w:hAnsi="Calibri"/>
-                <w:sz w:val="22"/>
-                <w:szCs w:val="22"/>
               </w:rPr>
               <w:t xml:space="preserve">New South Wales</w:t>
             </w:r>
@@ -632,6 +724,9 @@
         </w:tc>
       </w:tr>
       <w:tr>
+        <w:trPr>
+          <w:cantSplit/>
+        </w:trPr>
         <w:tc>
           <w:tcPr>
             <w:tcW w:type="dxa" w:w="4500"/>
@@ -646,8 +741,6 @@
             <w:r>
               <w:rPr>
                 <w:rFonts w:ascii="Calibri" w:cs="Calibri" w:eastAsia="Calibri" w:hAnsi="Calibri"/>
-                <w:sz w:val="22"/>
-                <w:szCs w:val="22"/>
               </w:rPr>
               <w:t xml:space="preserve">Support type</w:t>
             </w:r>
@@ -667,8 +760,6 @@
             <w:r>
               <w:rPr>
                 <w:rFonts w:ascii="Calibri" w:cs="Calibri" w:eastAsia="Calibri" w:hAnsi="Calibri"/>
-                <w:sz w:val="22"/>
-                <w:szCs w:val="22"/>
               </w:rPr>
               <w:t xml:space="preserve">0120 Household tasks</w:t>
             </w:r>
@@ -676,6 +767,9 @@
         </w:tc>
       </w:tr>
       <w:tr>
+        <w:trPr>
+          <w:cantSplit/>
+        </w:trPr>
         <w:tc>
           <w:tcPr>
             <w:tcW w:type="dxa" w:w="4500"/>
@@ -690,8 +784,6 @@
             <w:r>
               <w:rPr>
                 <w:rFonts w:ascii="Calibri" w:cs="Calibri" w:eastAsia="Calibri" w:hAnsi="Calibri"/>
-                <w:sz w:val="22"/>
-                <w:szCs w:val="22"/>
               </w:rPr>
               <w:t xml:space="preserve">People who work in the business</w:t>
             </w:r>
@@ -711,8 +803,6 @@
             <w:r>
               <w:rPr>
                 <w:rFonts w:ascii="Calibri" w:cs="Calibri" w:eastAsia="Calibri" w:hAnsi="Calibri"/>
-                <w:sz w:val="22"/>
-                <w:szCs w:val="22"/>
               </w:rPr>
               <w:t xml:space="preserve">One worker, who is also the key person</w:t>
             </w:r>
@@ -720,6 +810,9 @@
         </w:tc>
       </w:tr>
       <w:tr>
+        <w:trPr>
+          <w:cantSplit/>
+        </w:trPr>
         <w:tc>
           <w:tcPr>
             <w:tcW w:type="dxa" w:w="4500"/>
@@ -734,8 +827,6 @@
             <w:r>
               <w:rPr>
                 <w:rFonts w:ascii="Calibri" w:cs="Calibri" w:eastAsia="Calibri" w:hAnsi="Calibri"/>
-                <w:sz w:val="22"/>
-                <w:szCs w:val="22"/>
               </w:rPr>
               <w:t xml:space="preserve">Registration pathway</w:t>
             </w:r>
@@ -755,8 +846,6 @@
             <w:r>
               <w:rPr>
                 <w:rFonts w:ascii="Calibri" w:cs="Calibri" w:eastAsia="Calibri" w:hAnsi="Calibri"/>
-                <w:sz w:val="22"/>
-                <w:szCs w:val="22"/>
               </w:rPr>
               <w:t xml:space="preserve">Verification</w:t>
             </w:r>
@@ -766,39 +855,33 @@
     </w:tbl>
     <w:p>
       <w:pPr>
-        <w:spacing w:after="120"/>
-      </w:pPr>
-      <w:r>
-        <w:rPr>
-          <w:rFonts w:ascii="Calibri" w:cs="Calibri" w:eastAsia="Calibri" w:hAnsi="Calibri"/>
-          <w:sz w:val="22"/>
-          <w:szCs w:val="22"/>
+        <w:spacing w:after="120" w:line="276"/>
+      </w:pPr>
+      <w:r>
+        <w:rPr>
+          <w:rFonts w:ascii="Calibri" w:cs="Calibri" w:eastAsia="Calibri" w:hAnsi="Calibri"/>
         </w:rPr>
         <w:t xml:space="preserve"/>
       </w:r>
     </w:p>
     <w:p>
       <w:pPr>
-        <w:spacing w:after="120"/>
-      </w:pPr>
-      <w:r>
-        <w:rPr>
-          <w:rFonts w:ascii="Calibri" w:cs="Calibri" w:eastAsia="Calibri" w:hAnsi="Calibri"/>
-          <w:sz w:val="22"/>
-          <w:szCs w:val="22"/>
+        <w:spacing w:after="120" w:line="276"/>
+      </w:pPr>
+      <w:r>
+        <w:rPr>
+          <w:rFonts w:ascii="Calibri" w:cs="Calibri" w:eastAsia="Calibri" w:hAnsi="Calibri"/>
         </w:rPr>
         <w:t xml:space="preserve">We deliver supports in the homes of participants. We do not run a centre or any other building where participants come to us. Our supports are planned visits, so we know where we will be and who we will be with.</w:t>
       </w:r>
     </w:p>
     <w:p>
       <w:pPr>
-        <w:spacing w:after="120"/>
-      </w:pPr>
-      <w:r>
-        <w:rPr>
-          <w:rFonts w:ascii="Calibri" w:cs="Calibri" w:eastAsia="Calibri" w:hAnsi="Calibri"/>
-          <w:sz w:val="22"/>
-          <w:szCs w:val="22"/>
+        <w:spacing w:after="120" w:line="276"/>
+      </w:pPr>
+      <w:r>
+        <w:rPr>
+          <w:rFonts w:ascii="Calibri" w:cs="Calibri" w:eastAsia="Calibri" w:hAnsi="Calibri"/>
         </w:rPr>
         <w:t xml:space="preserve">Because one person delivers every support, an emergency that affects the worker also affects every participant we support. Section 3 Scenarios we plan for and section 4 What we will do explain how we plan for this.</w:t>
       </w:r>
@@ -836,8 +919,6 @@
                 <w:rFonts w:ascii="Calibri" w:cs="Calibri" w:eastAsia="Calibri" w:hAnsi="Calibri"/>
                 <w:i/>
                 <w:iCs/>
-                <w:sz w:val="22"/>
-                <w:szCs w:val="22"/>
               </w:rPr>
               <w:t xml:space="preserve">[Provider to complete: any suburbs, regions or local council areas we work in, and anything about those places that raises emergency risk, such as flood, bushfire or limited road access.]</w:t>
             </w:r>
@@ -847,13 +928,11 @@
     </w:tbl>
     <w:p>
       <w:pPr>
-        <w:spacing w:after="120"/>
-      </w:pPr>
-      <w:r>
-        <w:rPr>
-          <w:rFonts w:ascii="Calibri" w:cs="Calibri" w:eastAsia="Calibri" w:hAnsi="Calibri"/>
-          <w:sz w:val="22"/>
-          <w:szCs w:val="22"/>
+        <w:spacing w:after="120" w:line="276"/>
+      </w:pPr>
+      <w:r>
+        <w:rPr>
+          <w:rFonts w:ascii="Calibri" w:cs="Calibri" w:eastAsia="Calibri" w:hAnsi="Calibri"/>
         </w:rPr>
         <w:t xml:space="preserve"/>
       </w:r>
@@ -874,13 +953,27 @@
     </w:p>
     <w:p>
       <w:pPr>
-        <w:spacing w:after="120"/>
-      </w:pPr>
-      <w:r>
-        <w:rPr>
-          <w:rFonts w:ascii="Calibri" w:cs="Calibri" w:eastAsia="Calibri" w:hAnsi="Calibri"/>
-          <w:sz w:val="22"/>
-          <w:szCs w:val="22"/>
+        <w:spacing w:after="80"/>
+      </w:pPr>
+      <w:r>
+        <w:rPr>
+          <w:rFonts w:ascii="Calibri" w:cs="Calibri" w:eastAsia="Calibri" w:hAnsi="Calibri"/>
+          <w:i/>
+          <w:iCs/>
+          <w:color w:val="555555"/>
+          <w:sz w:val="20"/>
+          <w:szCs w:val="20"/>
+        </w:rPr>
+        <w:t xml:space="preserve">Drafted from your answers.</w:t>
+      </w:r>
+    </w:p>
+    <w:p>
+      <w:pPr>
+        <w:spacing w:after="120" w:line="276"/>
+      </w:pPr>
+      <w:r>
+        <w:rPr>
+          <w:rFonts w:ascii="Calibri" w:cs="Calibri" w:eastAsia="Calibri" w:hAnsi="Calibri"/>
         </w:rPr>
         <w:t xml:space="preserve">We deliver household tasks to participants in their own homes in New South Wales. These are the emergencies and disasters we plan for, and what each one could mean for the supports we provide.</w:t>
       </w:r>
@@ -923,8 +1016,6 @@
                 <w:rFonts w:ascii="Calibri" w:cs="Calibri" w:eastAsia="Calibri" w:hAnsi="Calibri"/>
                 <w:b/>
                 <w:bCs/>
-                <w:sz w:val="22"/>
-                <w:szCs w:val="22"/>
               </w:rPr>
               <w:t xml:space="preserve">Scenario</w:t>
             </w:r>
@@ -947,8 +1038,6 @@
                 <w:rFonts w:ascii="Calibri" w:cs="Calibri" w:eastAsia="Calibri" w:hAnsi="Calibri"/>
                 <w:b/>
                 <w:bCs/>
-                <w:sz w:val="22"/>
-                <w:szCs w:val="22"/>
               </w:rPr>
               <w:t xml:space="preserve">What it could mean for participants</w:t>
             </w:r>
@@ -971,8 +1060,6 @@
                 <w:rFonts w:ascii="Calibri" w:cs="Calibri" w:eastAsia="Calibri" w:hAnsi="Calibri"/>
                 <w:b/>
                 <w:bCs/>
-                <w:sz w:val="22"/>
-                <w:szCs w:val="22"/>
               </w:rPr>
               <w:t xml:space="preserve">What it could mean for our supports</w:t>
             </w:r>
@@ -980,22 +1067,23 @@
         </w:tc>
       </w:tr>
       <w:tr>
-        <w:tc>
-          <w:tcPr>
-            <w:tcW w:type="dxa" w:w="3000"/>
-            <w:tcBorders>
-              <w:top w:val="single" w:color="999999" w:sz="4"/>
-              <w:left w:val="single" w:color="999999" w:sz="4"/>
-              <w:bottom w:val="single" w:color="999999" w:sz="4"/>
-              <w:right w:val="single" w:color="999999" w:sz="4"/>
-            </w:tcBorders>
-          </w:tcPr>
-          <w:p>
-            <w:r>
-              <w:rPr>
-                <w:rFonts w:ascii="Calibri" w:cs="Calibri" w:eastAsia="Calibri" w:hAnsi="Calibri"/>
-                <w:sz w:val="22"/>
-                <w:szCs w:val="22"/>
+        <w:trPr>
+          <w:cantSplit/>
+        </w:trPr>
+        <w:tc>
+          <w:tcPr>
+            <w:tcW w:type="dxa" w:w="3000"/>
+            <w:tcBorders>
+              <w:top w:val="single" w:color="999999" w:sz="4"/>
+              <w:left w:val="single" w:color="999999" w:sz="4"/>
+              <w:bottom w:val="single" w:color="999999" w:sz="4"/>
+              <w:right w:val="single" w:color="999999" w:sz="4"/>
+            </w:tcBorders>
+          </w:tcPr>
+          <w:p>
+            <w:r>
+              <w:rPr>
+                <w:rFonts w:ascii="Calibri" w:cs="Calibri" w:eastAsia="Calibri" w:hAnsi="Calibri"/>
               </w:rPr>
               <w:t xml:space="preserve">Bushfire or grassfire</w:t>
             </w:r>
@@ -1015,8 +1103,6 @@
             <w:r>
               <w:rPr>
                 <w:rFonts w:ascii="Calibri" w:cs="Calibri" w:eastAsia="Calibri" w:hAnsi="Calibri"/>
-                <w:sz w:val="22"/>
-                <w:szCs w:val="22"/>
               </w:rPr>
               <w:t xml:space="preserve">Smoke, road closures, a need to leave home, loss of power or water</w:t>
             </w:r>
@@ -1036,8 +1122,6 @@
             <w:r>
               <w:rPr>
                 <w:rFonts w:ascii="Calibri" w:cs="Calibri" w:eastAsia="Calibri" w:hAnsi="Calibri"/>
-                <w:sz w:val="22"/>
-                <w:szCs w:val="22"/>
               </w:rPr>
               <w:t xml:space="preserve">We may cancel or move visits. We may need to check that a participant is safe or has left.</w:t>
             </w:r>
@@ -1045,22 +1129,23 @@
         </w:tc>
       </w:tr>
       <w:tr>
-        <w:tc>
-          <w:tcPr>
-            <w:tcW w:type="dxa" w:w="3000"/>
-            <w:tcBorders>
-              <w:top w:val="single" w:color="999999" w:sz="4"/>
-              <w:left w:val="single" w:color="999999" w:sz="4"/>
-              <w:bottom w:val="single" w:color="999999" w:sz="4"/>
-              <w:right w:val="single" w:color="999999" w:sz="4"/>
-            </w:tcBorders>
-          </w:tcPr>
-          <w:p>
-            <w:r>
-              <w:rPr>
-                <w:rFonts w:ascii="Calibri" w:cs="Calibri" w:eastAsia="Calibri" w:hAnsi="Calibri"/>
-                <w:sz w:val="22"/>
-                <w:szCs w:val="22"/>
+        <w:trPr>
+          <w:cantSplit/>
+        </w:trPr>
+        <w:tc>
+          <w:tcPr>
+            <w:tcW w:type="dxa" w:w="3000"/>
+            <w:tcBorders>
+              <w:top w:val="single" w:color="999999" w:sz="4"/>
+              <w:left w:val="single" w:color="999999" w:sz="4"/>
+              <w:bottom w:val="single" w:color="999999" w:sz="4"/>
+              <w:right w:val="single" w:color="999999" w:sz="4"/>
+            </w:tcBorders>
+          </w:tcPr>
+          <w:p>
+            <w:r>
+              <w:rPr>
+                <w:rFonts w:ascii="Calibri" w:cs="Calibri" w:eastAsia="Calibri" w:hAnsi="Calibri"/>
               </w:rPr>
               <w:t xml:space="preserve">Flood or storm damage</w:t>
             </w:r>
@@ -1080,8 +1165,6 @@
             <w:r>
               <w:rPr>
                 <w:rFonts w:ascii="Calibri" w:cs="Calibri" w:eastAsia="Calibri" w:hAnsi="Calibri"/>
-                <w:sz w:val="22"/>
-                <w:szCs w:val="22"/>
               </w:rPr>
               <w:t xml:space="preserve">Flooded homes and roads, fallen trees, damaged property</w:t>
             </w:r>
@@ -1101,8 +1184,6 @@
             <w:r>
               <w:rPr>
                 <w:rFonts w:ascii="Calibri" w:cs="Calibri" w:eastAsia="Calibri" w:hAnsi="Calibri"/>
-                <w:sz w:val="22"/>
-                <w:szCs w:val="22"/>
               </w:rPr>
               <w:t xml:space="preserve">Access may be unsafe. Some tasks may need to be postponed or changed.</w:t>
             </w:r>
@@ -1110,22 +1191,23 @@
         </w:tc>
       </w:tr>
       <w:tr>
-        <w:tc>
-          <w:tcPr>
-            <w:tcW w:type="dxa" w:w="3000"/>
-            <w:tcBorders>
-              <w:top w:val="single" w:color="999999" w:sz="4"/>
-              <w:left w:val="single" w:color="999999" w:sz="4"/>
-              <w:bottom w:val="single" w:color="999999" w:sz="4"/>
-              <w:right w:val="single" w:color="999999" w:sz="4"/>
-            </w:tcBorders>
-          </w:tcPr>
-          <w:p>
-            <w:r>
-              <w:rPr>
-                <w:rFonts w:ascii="Calibri" w:cs="Calibri" w:eastAsia="Calibri" w:hAnsi="Calibri"/>
-                <w:sz w:val="22"/>
-                <w:szCs w:val="22"/>
+        <w:trPr>
+          <w:cantSplit/>
+        </w:trPr>
+        <w:tc>
+          <w:tcPr>
+            <w:tcW w:type="dxa" w:w="3000"/>
+            <w:tcBorders>
+              <w:top w:val="single" w:color="999999" w:sz="4"/>
+              <w:left w:val="single" w:color="999999" w:sz="4"/>
+              <w:bottom w:val="single" w:color="999999" w:sz="4"/>
+              <w:right w:val="single" w:color="999999" w:sz="4"/>
+            </w:tcBorders>
+          </w:tcPr>
+          <w:p>
+            <w:r>
+              <w:rPr>
+                <w:rFonts w:ascii="Calibri" w:cs="Calibri" w:eastAsia="Calibri" w:hAnsi="Calibri"/>
               </w:rPr>
               <w:t xml:space="preserve">Heatwave</w:t>
             </w:r>
@@ -1145,8 +1227,6 @@
             <w:r>
               <w:rPr>
                 <w:rFonts w:ascii="Calibri" w:cs="Calibri" w:eastAsia="Calibri" w:hAnsi="Calibri"/>
-                <w:sz w:val="22"/>
-                <w:szCs w:val="22"/>
               </w:rPr>
               <w:t xml:space="preserve">Heat stress, especially for participants who are older or have health conditions</w:t>
             </w:r>
@@ -1166,8 +1246,6 @@
             <w:r>
               <w:rPr>
                 <w:rFonts w:ascii="Calibri" w:cs="Calibri" w:eastAsia="Calibri" w:hAnsi="Calibri"/>
-                <w:sz w:val="22"/>
-                <w:szCs w:val="22"/>
               </w:rPr>
               <w:t xml:space="preserve">We may shorten visits, change the time of day, or check that the participant has water and a cool space.</w:t>
             </w:r>
@@ -1175,22 +1253,23 @@
         </w:tc>
       </w:tr>
       <w:tr>
-        <w:tc>
-          <w:tcPr>
-            <w:tcW w:type="dxa" w:w="3000"/>
-            <w:tcBorders>
-              <w:top w:val="single" w:color="999999" w:sz="4"/>
-              <w:left w:val="single" w:color="999999" w:sz="4"/>
-              <w:bottom w:val="single" w:color="999999" w:sz="4"/>
-              <w:right w:val="single" w:color="999999" w:sz="4"/>
-            </w:tcBorders>
-          </w:tcPr>
-          <w:p>
-            <w:r>
-              <w:rPr>
-                <w:rFonts w:ascii="Calibri" w:cs="Calibri" w:eastAsia="Calibri" w:hAnsi="Calibri"/>
-                <w:sz w:val="22"/>
-                <w:szCs w:val="22"/>
+        <w:trPr>
+          <w:cantSplit/>
+        </w:trPr>
+        <w:tc>
+          <w:tcPr>
+            <w:tcW w:type="dxa" w:w="3000"/>
+            <w:tcBorders>
+              <w:top w:val="single" w:color="999999" w:sz="4"/>
+              <w:left w:val="single" w:color="999999" w:sz="4"/>
+              <w:bottom w:val="single" w:color="999999" w:sz="4"/>
+              <w:right w:val="single" w:color="999999" w:sz="4"/>
+            </w:tcBorders>
+          </w:tcPr>
+          <w:p>
+            <w:r>
+              <w:rPr>
+                <w:rFonts w:ascii="Calibri" w:cs="Calibri" w:eastAsia="Calibri" w:hAnsi="Calibri"/>
               </w:rPr>
               <w:t xml:space="preserve">Power or water outage</w:t>
             </w:r>
@@ -1210,8 +1289,6 @@
             <w:r>
               <w:rPr>
                 <w:rFonts w:ascii="Calibri" w:cs="Calibri" w:eastAsia="Calibri" w:hAnsi="Calibri"/>
-                <w:sz w:val="22"/>
-                <w:szCs w:val="22"/>
               </w:rPr>
               <w:t xml:space="preserve">No heating, cooling, lighting or cooking, and medical equipment may stop working</w:t>
             </w:r>
@@ -1231,8 +1308,6 @@
             <w:r>
               <w:rPr>
                 <w:rFonts w:ascii="Calibri" w:cs="Calibri" w:eastAsia="Calibri" w:hAnsi="Calibri"/>
-                <w:sz w:val="22"/>
-                <w:szCs w:val="22"/>
               </w:rPr>
               <w:t xml:space="preserve">Household tasks that need power or water may not be possible. We check the participant's own emergency arrangements.</w:t>
             </w:r>
@@ -1240,22 +1315,23 @@
         </w:tc>
       </w:tr>
       <w:tr>
-        <w:tc>
-          <w:tcPr>
-            <w:tcW w:type="dxa" w:w="3000"/>
-            <w:tcBorders>
-              <w:top w:val="single" w:color="999999" w:sz="4"/>
-              <w:left w:val="single" w:color="999999" w:sz="4"/>
-              <w:bottom w:val="single" w:color="999999" w:sz="4"/>
-              <w:right w:val="single" w:color="999999" w:sz="4"/>
-            </w:tcBorders>
-          </w:tcPr>
-          <w:p>
-            <w:r>
-              <w:rPr>
-                <w:rFonts w:ascii="Calibri" w:cs="Calibri" w:eastAsia="Calibri" w:hAnsi="Calibri"/>
-                <w:sz w:val="22"/>
-                <w:szCs w:val="22"/>
+        <w:trPr>
+          <w:cantSplit/>
+        </w:trPr>
+        <w:tc>
+          <w:tcPr>
+            <w:tcW w:type="dxa" w:w="3000"/>
+            <w:tcBorders>
+              <w:top w:val="single" w:color="999999" w:sz="4"/>
+              <w:left w:val="single" w:color="999999" w:sz="4"/>
+              <w:bottom w:val="single" w:color="999999" w:sz="4"/>
+              <w:right w:val="single" w:color="999999" w:sz="4"/>
+            </w:tcBorders>
+          </w:tcPr>
+          <w:p>
+            <w:r>
+              <w:rPr>
+                <w:rFonts w:ascii="Calibri" w:cs="Calibri" w:eastAsia="Calibri" w:hAnsi="Calibri"/>
               </w:rPr>
               <w:t xml:space="preserve">Pandemic or infectious illness outbreak</w:t>
             </w:r>
@@ -1275,8 +1351,6 @@
             <w:r>
               <w:rPr>
                 <w:rFonts w:ascii="Calibri" w:cs="Calibri" w:eastAsia="Calibri" w:hAnsi="Calibri"/>
-                <w:sz w:val="22"/>
-                <w:szCs w:val="22"/>
               </w:rPr>
               <w:t xml:space="preserve">Higher health risk for participants and for us</w:t>
             </w:r>
@@ -1296,8 +1370,6 @@
             <w:r>
               <w:rPr>
                 <w:rFonts w:ascii="Calibri" w:cs="Calibri" w:eastAsia="Calibri" w:hAnsi="Calibri"/>
-                <w:sz w:val="22"/>
-                <w:szCs w:val="22"/>
               </w:rPr>
               <w:t xml:space="preserve">We may change how and when visits happen, or pause them. We follow current NSW Health advice.</w:t>
             </w:r>
@@ -1305,22 +1377,23 @@
         </w:tc>
       </w:tr>
       <w:tr>
-        <w:tc>
-          <w:tcPr>
-            <w:tcW w:type="dxa" w:w="3000"/>
-            <w:tcBorders>
-              <w:top w:val="single" w:color="999999" w:sz="4"/>
-              <w:left w:val="single" w:color="999999" w:sz="4"/>
-              <w:bottom w:val="single" w:color="999999" w:sz="4"/>
-              <w:right w:val="single" w:color="999999" w:sz="4"/>
-            </w:tcBorders>
-          </w:tcPr>
-          <w:p>
-            <w:r>
-              <w:rPr>
-                <w:rFonts w:ascii="Calibri" w:cs="Calibri" w:eastAsia="Calibri" w:hAnsi="Calibri"/>
-                <w:sz w:val="22"/>
-                <w:szCs w:val="22"/>
+        <w:trPr>
+          <w:cantSplit/>
+        </w:trPr>
+        <w:tc>
+          <w:tcPr>
+            <w:tcW w:type="dxa" w:w="3000"/>
+            <w:tcBorders>
+              <w:top w:val="single" w:color="999999" w:sz="4"/>
+              <w:left w:val="single" w:color="999999" w:sz="4"/>
+              <w:bottom w:val="single" w:color="999999" w:sz="4"/>
+              <w:right w:val="single" w:color="999999" w:sz="4"/>
+            </w:tcBorders>
+          </w:tcPr>
+          <w:p>
+            <w:r>
+              <w:rPr>
+                <w:rFonts w:ascii="Calibri" w:cs="Calibri" w:eastAsia="Calibri" w:hAnsi="Calibri"/>
               </w:rPr>
               <w:t xml:space="preserve">Our own illness, injury or loss of vehicle</w:t>
             </w:r>
@@ -1340,8 +1413,6 @@
             <w:r>
               <w:rPr>
                 <w:rFonts w:ascii="Calibri" w:cs="Calibri" w:eastAsia="Calibri" w:hAnsi="Calibri"/>
-                <w:sz w:val="22"/>
-                <w:szCs w:val="22"/>
               </w:rPr>
               <w:t xml:space="preserve">Visits may be missed with little notice</w:t>
             </w:r>
@@ -1361,8 +1432,6 @@
             <w:r>
               <w:rPr>
                 <w:rFonts w:ascii="Calibri" w:cs="Calibri" w:eastAsia="Calibri" w:hAnsi="Calibri"/>
-                <w:sz w:val="22"/>
-                <w:szCs w:val="22"/>
               </w:rPr>
               <w:t xml:space="preserve">As a sole trader, there is no cover worker unless we have arranged one. We contact participants as early as possible.</w:t>
             </w:r>
@@ -1370,22 +1439,23 @@
         </w:tc>
       </w:tr>
       <w:tr>
-        <w:tc>
-          <w:tcPr>
-            <w:tcW w:type="dxa" w:w="3000"/>
-            <w:tcBorders>
-              <w:top w:val="single" w:color="999999" w:sz="4"/>
-              <w:left w:val="single" w:color="999999" w:sz="4"/>
-              <w:bottom w:val="single" w:color="999999" w:sz="4"/>
-              <w:right w:val="single" w:color="999999" w:sz="4"/>
-            </w:tcBorders>
-          </w:tcPr>
-          <w:p>
-            <w:r>
-              <w:rPr>
-                <w:rFonts w:ascii="Calibri" w:cs="Calibri" w:eastAsia="Calibri" w:hAnsi="Calibri"/>
-                <w:sz w:val="22"/>
-                <w:szCs w:val="22"/>
+        <w:trPr>
+          <w:cantSplit/>
+        </w:trPr>
+        <w:tc>
+          <w:tcPr>
+            <w:tcW w:type="dxa" w:w="3000"/>
+            <w:tcBorders>
+              <w:top w:val="single" w:color="999999" w:sz="4"/>
+              <w:left w:val="single" w:color="999999" w:sz="4"/>
+              <w:bottom w:val="single" w:color="999999" w:sz="4"/>
+              <w:right w:val="single" w:color="999999" w:sz="4"/>
+            </w:tcBorders>
+          </w:tcPr>
+          <w:p>
+            <w:r>
+              <w:rPr>
+                <w:rFonts w:ascii="Calibri" w:cs="Calibri" w:eastAsia="Calibri" w:hAnsi="Calibri"/>
               </w:rPr>
               <w:t xml:space="preserve">Participant medical emergency during a visit</w:t>
             </w:r>
@@ -1405,8 +1475,6 @@
             <w:r>
               <w:rPr>
                 <w:rFonts w:ascii="Calibri" w:cs="Calibri" w:eastAsia="Calibri" w:hAnsi="Calibri"/>
-                <w:sz w:val="22"/>
-                <w:szCs w:val="22"/>
               </w:rPr>
               <w:t xml:space="preserve">The participant may need urgent help</w:t>
             </w:r>
@@ -1426,8 +1494,6 @@
             <w:r>
               <w:rPr>
                 <w:rFonts w:ascii="Calibri" w:cs="Calibri" w:eastAsia="Calibri" w:hAnsi="Calibri"/>
-                <w:sz w:val="22"/>
-                <w:szCs w:val="22"/>
               </w:rPr>
               <w:t xml:space="preserve">We call 000, stay with the participant if it is safe, and tell the participant's emergency contact.</w:t>
             </w:r>
@@ -1435,22 +1501,23 @@
         </w:tc>
       </w:tr>
       <w:tr>
-        <w:tc>
-          <w:tcPr>
-            <w:tcW w:type="dxa" w:w="3000"/>
-            <w:tcBorders>
-              <w:top w:val="single" w:color="999999" w:sz="4"/>
-              <w:left w:val="single" w:color="999999" w:sz="4"/>
-              <w:bottom w:val="single" w:color="999999" w:sz="4"/>
-              <w:right w:val="single" w:color="999999" w:sz="4"/>
-            </w:tcBorders>
-          </w:tcPr>
-          <w:p>
-            <w:r>
-              <w:rPr>
-                <w:rFonts w:ascii="Calibri" w:cs="Calibri" w:eastAsia="Calibri" w:hAnsi="Calibri"/>
-                <w:sz w:val="22"/>
-                <w:szCs w:val="22"/>
+        <w:trPr>
+          <w:cantSplit/>
+        </w:trPr>
+        <w:tc>
+          <w:tcPr>
+            <w:tcW w:type="dxa" w:w="3000"/>
+            <w:tcBorders>
+              <w:top w:val="single" w:color="999999" w:sz="4"/>
+              <w:left w:val="single" w:color="999999" w:sz="4"/>
+              <w:bottom w:val="single" w:color="999999" w:sz="4"/>
+              <w:right w:val="single" w:color="999999" w:sz="4"/>
+            </w:tcBorders>
+          </w:tcPr>
+          <w:p>
+            <w:r>
+              <w:rPr>
+                <w:rFonts w:ascii="Calibri" w:cs="Calibri" w:eastAsia="Calibri" w:hAnsi="Calibri"/>
               </w:rPr>
               <w:t xml:space="preserve">Home hazard, such as a gas leak, structural damage or electrical fault</w:t>
             </w:r>
@@ -1470,8 +1537,6 @@
             <w:r>
               <w:rPr>
                 <w:rFonts w:ascii="Calibri" w:cs="Calibri" w:eastAsia="Calibri" w:hAnsi="Calibri"/>
-                <w:sz w:val="22"/>
-                <w:szCs w:val="22"/>
               </w:rPr>
               <w:t xml:space="preserve">Risk of injury to the participant and to us</w:t>
             </w:r>
@@ -1491,8 +1556,6 @@
             <w:r>
               <w:rPr>
                 <w:rFonts w:ascii="Calibri" w:cs="Calibri" w:eastAsia="Calibri" w:hAnsi="Calibri"/>
-                <w:sz w:val="22"/>
-                <w:szCs w:val="22"/>
               </w:rPr>
               <w:t xml:space="preserve">We leave the home if it is unsafe, call emergency services, and tell the participant's emergency contact.</w:t>
             </w:r>
@@ -1502,26 +1565,22 @@
     </w:tbl>
     <w:p>
       <w:pPr>
-        <w:spacing w:after="120"/>
-      </w:pPr>
-      <w:r>
-        <w:rPr>
-          <w:rFonts w:ascii="Calibri" w:cs="Calibri" w:eastAsia="Calibri" w:hAnsi="Calibri"/>
-          <w:sz w:val="22"/>
-          <w:szCs w:val="22"/>
+        <w:spacing w:after="120" w:line="276"/>
+      </w:pPr>
+      <w:r>
+        <w:rPr>
+          <w:rFonts w:ascii="Calibri" w:cs="Calibri" w:eastAsia="Calibri" w:hAnsi="Calibri"/>
         </w:rPr>
         <w:t xml:space="preserve"/>
       </w:r>
     </w:p>
     <w:p>
       <w:pPr>
-        <w:spacing w:after="120"/>
-      </w:pPr>
-      <w:r>
-        <w:rPr>
-          <w:rFonts w:ascii="Calibri" w:cs="Calibri" w:eastAsia="Calibri" w:hAnsi="Calibri"/>
-          <w:sz w:val="22"/>
-          <w:szCs w:val="22"/>
+        <w:spacing w:after="120" w:line="276"/>
+      </w:pPr>
+      <w:r>
+        <w:rPr>
+          <w:rFonts w:ascii="Calibri" w:cs="Calibri" w:eastAsia="Calibri" w:hAnsi="Calibri"/>
         </w:rPr>
         <w:t xml:space="preserve">We review which scenarios apply to each participant when we start supports and whenever their circumstances change. Our risk assessments for roles and home visits feed into this list.</w:t>
       </w:r>
@@ -1559,8 +1618,6 @@
                 <w:rFonts w:ascii="Calibri" w:cs="Calibri" w:eastAsia="Calibri" w:hAnsi="Calibri"/>
                 <w:i/>
                 <w:iCs/>
-                <w:sz w:val="22"/>
-                <w:szCs w:val="22"/>
               </w:rPr>
               <w:t xml:space="preserve">[Provider to complete: any local hazards for the areas where we work, such as a flood-prone street or a bushfire-prone suburb.]</w:t>
             </w:r>
@@ -1570,13 +1627,11 @@
     </w:tbl>
     <w:p>
       <w:pPr>
-        <w:spacing w:after="120"/>
-      </w:pPr>
-      <w:r>
-        <w:rPr>
-          <w:rFonts w:ascii="Calibri" w:cs="Calibri" w:eastAsia="Calibri" w:hAnsi="Calibri"/>
-          <w:sz w:val="22"/>
-          <w:szCs w:val="22"/>
+        <w:spacing w:after="120" w:line="276"/>
+      </w:pPr>
+      <w:r>
+        <w:rPr>
+          <w:rFonts w:ascii="Calibri" w:cs="Calibri" w:eastAsia="Calibri" w:hAnsi="Calibri"/>
         </w:rPr>
         <w:t xml:space="preserve"/>
       </w:r>
@@ -1597,26 +1652,38 @@
     </w:p>
     <w:p>
       <w:pPr>
-        <w:spacing w:after="120"/>
-      </w:pPr>
-      <w:r>
-        <w:rPr>
-          <w:rFonts w:ascii="Calibri" w:cs="Calibri" w:eastAsia="Calibri" w:hAnsi="Calibri"/>
-          <w:sz w:val="22"/>
-          <w:szCs w:val="22"/>
+        <w:spacing w:after="80"/>
+      </w:pPr>
+      <w:r>
+        <w:rPr>
+          <w:rFonts w:ascii="Calibri" w:cs="Calibri" w:eastAsia="Calibri" w:hAnsi="Calibri"/>
+          <w:i/>
+          <w:iCs/>
+          <w:color w:val="555555"/>
+          <w:sz w:val="20"/>
+          <w:szCs w:val="20"/>
+        </w:rPr>
+        <w:t xml:space="preserve">Drafted from your answers.</w:t>
+      </w:r>
+    </w:p>
+    <w:p>
+      <w:pPr>
+        <w:spacing w:after="120" w:line="276"/>
+      </w:pPr>
+      <w:r>
+        <w:rPr>
+          <w:rFonts w:ascii="Calibri" w:cs="Calibri" w:eastAsia="Calibri" w:hAnsi="Calibri"/>
         </w:rPr>
         <w:t xml:space="preserve">Sunrise Supports is run by one person. We deliver household tasks to participants in New South Wales. We do not use restrictive practices. This section sets out what we do before, during and after an emergency or disaster, and how we keep participants informed.</w:t>
       </w:r>
     </w:p>
     <w:p>
       <w:pPr>
-        <w:spacing w:after="120"/>
-      </w:pPr>
-      <w:r>
-        <w:rPr>
-          <w:rFonts w:ascii="Calibri" w:cs="Calibri" w:eastAsia="Calibri" w:hAnsi="Calibri"/>
-          <w:sz w:val="22"/>
-          <w:szCs w:val="22"/>
+        <w:spacing w:after="120" w:line="276"/>
+      </w:pPr>
+      <w:r>
+        <w:rPr>
+          <w:rFonts w:ascii="Calibri" w:cs="Calibri" w:eastAsia="Calibri" w:hAnsi="Calibri"/>
         </w:rPr>
         <w:t xml:space="preserve">Before an emergency, we get ready so that we can act quickly and calmly.</w:t>
       </w:r>
@@ -1628,13 +1695,11 @@
           <w:ilvl w:val="0"/>
           <w:numId w:val="2"/>
         </w:numPr>
-        <w:spacing w:after="60"/>
-      </w:pPr>
-      <w:r>
-        <w:rPr>
-          <w:rFonts w:ascii="Calibri" w:cs="Calibri" w:eastAsia="Calibri" w:hAnsi="Calibri"/>
-          <w:sz w:val="22"/>
-          <w:szCs w:val="22"/>
+        <w:spacing w:after="60" w:line="276"/>
+      </w:pPr>
+      <w:r>
+        <w:rPr>
+          <w:rFonts w:ascii="Calibri" w:cs="Calibri" w:eastAsia="Calibri" w:hAnsi="Calibri"/>
         </w:rPr>
         <w:t xml:space="preserve">We ask each participant how an emergency would affect them, for example if they use medication, mobility aids or need help to leave their home.</w:t>
       </w:r>
@@ -1646,13 +1711,11 @@
           <w:ilvl w:val="0"/>
           <w:numId w:val="2"/>
         </w:numPr>
-        <w:spacing w:after="60"/>
-      </w:pPr>
-      <w:r>
-        <w:rPr>
-          <w:rFonts w:ascii="Calibri" w:cs="Calibri" w:eastAsia="Calibri" w:hAnsi="Calibri"/>
-          <w:sz w:val="22"/>
-          <w:szCs w:val="22"/>
+        <w:spacing w:after="60" w:line="276"/>
+      </w:pPr>
+      <w:r>
+        <w:rPr>
+          <w:rFonts w:ascii="Calibri" w:cs="Calibri" w:eastAsia="Calibri" w:hAnsi="Calibri"/>
         </w:rPr>
         <w:t xml:space="preserve">We record what each participant tells us about their emergency needs in their service file, and we ask them to check it each time their supports are reviewed.</w:t>
       </w:r>
@@ -1664,13 +1727,11 @@
           <w:ilvl w:val="0"/>
           <w:numId w:val="2"/>
         </w:numPr>
-        <w:spacing w:after="60"/>
-      </w:pPr>
-      <w:r>
-        <w:rPr>
-          <w:rFonts w:ascii="Calibri" w:cs="Calibri" w:eastAsia="Calibri" w:hAnsi="Calibri"/>
-          <w:sz w:val="22"/>
-          <w:szCs w:val="22"/>
+        <w:spacing w:after="60" w:line="276"/>
+      </w:pPr>
+      <w:r>
+        <w:rPr>
+          <w:rFonts w:ascii="Calibri" w:cs="Calibri" w:eastAsia="Calibri" w:hAnsi="Calibri"/>
         </w:rPr>
         <w:t xml:space="preserve">We write down who each participant wants us to call in an emergency, and we keep the list where we can reach it without power or internet.</w:t>
       </w:r>
@@ -1682,13 +1743,11 @@
           <w:ilvl w:val="0"/>
           <w:numId w:val="2"/>
         </w:numPr>
-        <w:spacing w:after="60"/>
-      </w:pPr>
-      <w:r>
-        <w:rPr>
-          <w:rFonts w:ascii="Calibri" w:cs="Calibri" w:eastAsia="Calibri" w:hAnsi="Calibri"/>
-          <w:sz w:val="22"/>
-          <w:szCs w:val="22"/>
+        <w:spacing w:after="60" w:line="276"/>
+      </w:pPr>
+      <w:r>
+        <w:rPr>
+          <w:rFonts w:ascii="Calibri" w:cs="Calibri" w:eastAsia="Calibri" w:hAnsi="Calibri"/>
         </w:rPr>
         <w:t xml:space="preserve">We check the NSW emergency services and local council alerts for the areas where we work, and we note bushfire, flood and storm seasons.</w:t>
       </w:r>
@@ -1700,26 +1759,22 @@
           <w:ilvl w:val="0"/>
           <w:numId w:val="2"/>
         </w:numPr>
-        <w:spacing w:after="60"/>
-      </w:pPr>
-      <w:r>
-        <w:rPr>
-          <w:rFonts w:ascii="Calibri" w:cs="Calibri" w:eastAsia="Calibri" w:hAnsi="Calibri"/>
-          <w:sz w:val="22"/>
-          <w:szCs w:val="22"/>
+        <w:spacing w:after="60" w:line="276"/>
+      </w:pPr>
+      <w:r>
+        <w:rPr>
+          <w:rFonts w:ascii="Calibri" w:cs="Calibri" w:eastAsia="Calibri" w:hAnsi="Calibri"/>
         </w:rPr>
         <w:t xml:space="preserve">We keep a printed copy of this plan and the contact list in our work bag and a second copy at our home office.</w:t>
       </w:r>
     </w:p>
     <w:p>
       <w:pPr>
-        <w:spacing w:after="120"/>
-      </w:pPr>
-      <w:r>
-        <w:rPr>
-          <w:rFonts w:ascii="Calibri" w:cs="Calibri" w:eastAsia="Calibri" w:hAnsi="Calibri"/>
-          <w:sz w:val="22"/>
-          <w:szCs w:val="22"/>
+        <w:spacing w:after="120" w:line="276"/>
+      </w:pPr>
+      <w:r>
+        <w:rPr>
+          <w:rFonts w:ascii="Calibri" w:cs="Calibri" w:eastAsia="Calibri" w:hAnsi="Calibri"/>
         </w:rPr>
         <w:t xml:space="preserve">During an emergency, the safety of participants and of ourselves comes first. We follow the instructions of emergency services at all times.</w:t>
       </w:r>
@@ -1731,13 +1786,11 @@
           <w:ilvl w:val="0"/>
           <w:numId w:val="2"/>
         </w:numPr>
-        <w:spacing w:after="60"/>
-      </w:pPr>
-      <w:r>
-        <w:rPr>
-          <w:rFonts w:ascii="Calibri" w:cs="Calibri" w:eastAsia="Calibri" w:hAnsi="Calibri"/>
-          <w:sz w:val="22"/>
-          <w:szCs w:val="22"/>
+        <w:spacing w:after="60" w:line="276"/>
+      </w:pPr>
+      <w:r>
+        <w:rPr>
+          <w:rFonts w:ascii="Calibri" w:cs="Calibri" w:eastAsia="Calibri" w:hAnsi="Calibri"/>
         </w:rPr>
         <w:t xml:space="preserve">If a participant is in immediate danger, we call 000 first.</w:t>
       </w:r>
@@ -1749,13 +1802,11 @@
           <w:ilvl w:val="0"/>
           <w:numId w:val="2"/>
         </w:numPr>
-        <w:spacing w:after="60"/>
-      </w:pPr>
-      <w:r>
-        <w:rPr>
-          <w:rFonts w:ascii="Calibri" w:cs="Calibri" w:eastAsia="Calibri" w:hAnsi="Calibri"/>
-          <w:sz w:val="22"/>
-          <w:szCs w:val="22"/>
+        <w:spacing w:after="60" w:line="276"/>
+      </w:pPr>
+      <w:r>
+        <w:rPr>
+          <w:rFonts w:ascii="Calibri" w:cs="Calibri" w:eastAsia="Calibri" w:hAnsi="Calibri"/>
         </w:rPr>
         <w:t xml:space="preserve">If we are with a participant, we stay with them, help them follow the emergency services' instructions and help them move to safety if it is safe to do so.</w:t>
       </w:r>
@@ -1767,13 +1818,11 @@
           <w:ilvl w:val="0"/>
           <w:numId w:val="2"/>
         </w:numPr>
-        <w:spacing w:after="60"/>
-      </w:pPr>
-      <w:r>
-        <w:rPr>
-          <w:rFonts w:ascii="Calibri" w:cs="Calibri" w:eastAsia="Calibri" w:hAnsi="Calibri"/>
-          <w:sz w:val="22"/>
-          <w:szCs w:val="22"/>
+        <w:spacing w:after="60" w:line="276"/>
+      </w:pPr>
+      <w:r>
+        <w:rPr>
+          <w:rFonts w:ascii="Calibri" w:cs="Calibri" w:eastAsia="Calibri" w:hAnsi="Calibri"/>
         </w:rPr>
         <w:t xml:space="preserve">If we are not with a participant, we cancel or change visits that would put anyone at risk. We do not travel into areas that emergency services have closed or warned against.</w:t>
       </w:r>
@@ -1785,13 +1834,11 @@
           <w:ilvl w:val="0"/>
           <w:numId w:val="2"/>
         </w:numPr>
-        <w:spacing w:after="60"/>
-      </w:pPr>
-      <w:r>
-        <w:rPr>
-          <w:rFonts w:ascii="Calibri" w:cs="Calibri" w:eastAsia="Calibri" w:hAnsi="Calibri"/>
-          <w:sz w:val="22"/>
-          <w:szCs w:val="22"/>
+        <w:spacing w:after="60" w:line="276"/>
+      </w:pPr>
+      <w:r>
+        <w:rPr>
+          <w:rFonts w:ascii="Calibri" w:cs="Calibri" w:eastAsia="Calibri" w:hAnsi="Calibri"/>
         </w:rPr>
         <w:t xml:space="preserve">We contact each affected participant as soon as we can, using the contact method they have told us they prefer. We tell them what has changed, when we expect to visit and who to call if they need urgent help.</w:t>
       </w:r>
@@ -1803,13 +1850,11 @@
           <w:ilvl w:val="0"/>
           <w:numId w:val="2"/>
         </w:numPr>
-        <w:spacing w:after="60"/>
-      </w:pPr>
-      <w:r>
-        <w:rPr>
-          <w:rFonts w:ascii="Calibri" w:cs="Calibri" w:eastAsia="Calibri" w:hAnsi="Calibri"/>
-          <w:sz w:val="22"/>
-          <w:szCs w:val="22"/>
+        <w:spacing w:after="60" w:line="276"/>
+      </w:pPr>
+      <w:r>
+        <w:rPr>
+          <w:rFonts w:ascii="Calibri" w:cs="Calibri" w:eastAsia="Calibri" w:hAnsi="Calibri"/>
         </w:rPr>
         <w:t xml:space="preserve">If we cannot reach a participant, we try their emergency contact. If we are still worried about their safety, we ask emergency services to check on them.</w:t>
       </w:r>
@@ -1821,26 +1866,22 @@
           <w:ilvl w:val="0"/>
           <w:numId w:val="2"/>
         </w:numPr>
-        <w:spacing w:after="60"/>
-      </w:pPr>
-      <w:r>
-        <w:rPr>
-          <w:rFonts w:ascii="Calibri" w:cs="Calibri" w:eastAsia="Calibri" w:hAnsi="Calibri"/>
-          <w:sz w:val="22"/>
-          <w:szCs w:val="22"/>
+        <w:spacing w:after="60" w:line="276"/>
+      </w:pPr>
+      <w:r>
+        <w:rPr>
+          <w:rFonts w:ascii="Calibri" w:cs="Calibri" w:eastAsia="Calibri" w:hAnsi="Calibri"/>
         </w:rPr>
         <w:t xml:space="preserve">We tell participants clearly when a visit is delayed, changed or cancelled, and we do not leave them without a way to get urgent help.</w:t>
       </w:r>
     </w:p>
     <w:p>
       <w:pPr>
-        <w:spacing w:after="120"/>
-      </w:pPr>
-      <w:r>
-        <w:rPr>
-          <w:rFonts w:ascii="Calibri" w:cs="Calibri" w:eastAsia="Calibri" w:hAnsi="Calibri"/>
-          <w:sz w:val="22"/>
-          <w:szCs w:val="22"/>
+        <w:spacing w:after="120" w:line="276"/>
+      </w:pPr>
+      <w:r>
+        <w:rPr>
+          <w:rFonts w:ascii="Calibri" w:cs="Calibri" w:eastAsia="Calibri" w:hAnsi="Calibri"/>
         </w:rPr>
         <w:t xml:space="preserve">After an emergency, we check that participants are safe and put supports back in place.</w:t>
       </w:r>
@@ -1852,13 +1893,11 @@
           <w:ilvl w:val="0"/>
           <w:numId w:val="2"/>
         </w:numPr>
-        <w:spacing w:after="60"/>
-      </w:pPr>
-      <w:r>
-        <w:rPr>
-          <w:rFonts w:ascii="Calibri" w:cs="Calibri" w:eastAsia="Calibri" w:hAnsi="Calibri"/>
-          <w:sz w:val="22"/>
-          <w:szCs w:val="22"/>
+        <w:spacing w:after="60" w:line="276"/>
+      </w:pPr>
+      <w:r>
+        <w:rPr>
+          <w:rFonts w:ascii="Calibri" w:cs="Calibri" w:eastAsia="Calibri" w:hAnsi="Calibri"/>
         </w:rPr>
         <w:t xml:space="preserve">We contact every affected participant to ask if they are safe and what help they need now.</w:t>
       </w:r>
@@ -1870,13 +1909,11 @@
           <w:ilvl w:val="0"/>
           <w:numId w:val="2"/>
         </w:numPr>
-        <w:spacing w:after="60"/>
-      </w:pPr>
-      <w:r>
-        <w:rPr>
-          <w:rFonts w:ascii="Calibri" w:cs="Calibri" w:eastAsia="Calibri" w:hAnsi="Calibri"/>
-          <w:sz w:val="22"/>
-          <w:szCs w:val="22"/>
+        <w:spacing w:after="60" w:line="276"/>
+      </w:pPr>
+      <w:r>
+        <w:rPr>
+          <w:rFonts w:ascii="Calibri" w:cs="Calibri" w:eastAsia="Calibri" w:hAnsi="Calibri"/>
         </w:rPr>
         <w:t xml:space="preserve">We review each participant's supports with them and agree any changes, for example extra visits to clean up or a different time for a visit.</w:t>
       </w:r>
@@ -1888,13 +1925,11 @@
           <w:ilvl w:val="0"/>
           <w:numId w:val="2"/>
         </w:numPr>
-        <w:spacing w:after="60"/>
-      </w:pPr>
-      <w:r>
-        <w:rPr>
-          <w:rFonts w:ascii="Calibri" w:cs="Calibri" w:eastAsia="Calibri" w:hAnsi="Calibri"/>
-          <w:sz w:val="22"/>
-          <w:szCs w:val="22"/>
+        <w:spacing w:after="60" w:line="276"/>
+      </w:pPr>
+      <w:r>
+        <w:rPr>
+          <w:rFonts w:ascii="Calibri" w:cs="Calibri" w:eastAsia="Calibri" w:hAnsi="Calibri"/>
         </w:rPr>
         <w:t xml:space="preserve">We record what happened, which supports changed and what we told each participant.</w:t>
       </w:r>
@@ -1906,13 +1941,11 @@
           <w:ilvl w:val="0"/>
           <w:numId w:val="2"/>
         </w:numPr>
-        <w:spacing w:after="60"/>
-      </w:pPr>
-      <w:r>
-        <w:rPr>
-          <w:rFonts w:ascii="Calibri" w:cs="Calibri" w:eastAsia="Calibri" w:hAnsi="Calibri"/>
-          <w:sz w:val="22"/>
-          <w:szCs w:val="22"/>
+        <w:spacing w:after="60" w:line="276"/>
+      </w:pPr>
+      <w:r>
+        <w:rPr>
+          <w:rFonts w:ascii="Calibri" w:cs="Calibri" w:eastAsia="Calibri" w:hAnsi="Calibri"/>
         </w:rPr>
         <w:t xml:space="preserve">If a participant was harmed, or an incident meets the reporting rules, we follow our incident process and tell the NDIS Quality and Safeguards Commission within the required timeframe.</w:t>
       </w:r>
@@ -1924,13 +1957,11 @@
           <w:ilvl w:val="0"/>
           <w:numId w:val="2"/>
         </w:numPr>
-        <w:spacing w:after="60"/>
-      </w:pPr>
-      <w:r>
-        <w:rPr>
-          <w:rFonts w:ascii="Calibri" w:cs="Calibri" w:eastAsia="Calibri" w:hAnsi="Calibri"/>
-          <w:sz w:val="22"/>
-          <w:szCs w:val="22"/>
+        <w:spacing w:after="60" w:line="276"/>
+      </w:pPr>
+      <w:r>
+        <w:rPr>
+          <w:rFonts w:ascii="Calibri" w:cs="Calibri" w:eastAsia="Calibri" w:hAnsi="Calibri"/>
         </w:rPr>
         <w:t xml:space="preserve">We write down what worked and what did not, and we update this plan if we need to.</w:t>
       </w:r>
@@ -1973,8 +2004,6 @@
                 <w:rFonts w:ascii="Calibri" w:cs="Calibri" w:eastAsia="Calibri" w:hAnsi="Calibri"/>
                 <w:b/>
                 <w:bCs/>
-                <w:sz w:val="22"/>
-                <w:szCs w:val="22"/>
               </w:rPr>
               <w:t xml:space="preserve">Who</w:t>
             </w:r>
@@ -1997,8 +2026,6 @@
                 <w:rFonts w:ascii="Calibri" w:cs="Calibri" w:eastAsia="Calibri" w:hAnsi="Calibri"/>
                 <w:b/>
                 <w:bCs/>
-                <w:sz w:val="22"/>
-                <w:szCs w:val="22"/>
               </w:rPr>
               <w:t xml:space="preserve">Does what</w:t>
             </w:r>
@@ -2021,8 +2048,6 @@
                 <w:rFonts w:ascii="Calibri" w:cs="Calibri" w:eastAsia="Calibri" w:hAnsi="Calibri"/>
                 <w:b/>
                 <w:bCs/>
-                <w:sz w:val="22"/>
-                <w:szCs w:val="22"/>
               </w:rPr>
               <w:t xml:space="preserve">When</w:t>
             </w:r>
@@ -2030,22 +2055,23 @@
         </w:tc>
       </w:tr>
       <w:tr>
-        <w:tc>
-          <w:tcPr>
-            <w:tcW w:type="dxa" w:w="3000"/>
-            <w:tcBorders>
-              <w:top w:val="single" w:color="999999" w:sz="4"/>
-              <w:left w:val="single" w:color="999999" w:sz="4"/>
-              <w:bottom w:val="single" w:color="999999" w:sz="4"/>
-              <w:right w:val="single" w:color="999999" w:sz="4"/>
-            </w:tcBorders>
-          </w:tcPr>
-          <w:p>
-            <w:r>
-              <w:rPr>
-                <w:rFonts w:ascii="Calibri" w:cs="Calibri" w:eastAsia="Calibri" w:hAnsi="Calibri"/>
-                <w:sz w:val="22"/>
-                <w:szCs w:val="22"/>
+        <w:trPr>
+          <w:cantSplit/>
+        </w:trPr>
+        <w:tc>
+          <w:tcPr>
+            <w:tcW w:type="dxa" w:w="3000"/>
+            <w:tcBorders>
+              <w:top w:val="single" w:color="999999" w:sz="4"/>
+              <w:left w:val="single" w:color="999999" w:sz="4"/>
+              <w:bottom w:val="single" w:color="999999" w:sz="4"/>
+              <w:right w:val="single" w:color="999999" w:sz="4"/>
+            </w:tcBorders>
+          </w:tcPr>
+          <w:p>
+            <w:r>
+              <w:rPr>
+                <w:rFonts w:ascii="Calibri" w:cs="Calibri" w:eastAsia="Calibri" w:hAnsi="Calibri"/>
               </w:rPr>
               <w:t xml:space="preserve">Owner and sole worker of Sunrise Supports</w:t>
             </w:r>
@@ -2065,8 +2091,6 @@
             <w:r>
               <w:rPr>
                 <w:rFonts w:ascii="Calibri" w:cs="Calibri" w:eastAsia="Calibri" w:hAnsi="Calibri"/>
-                <w:sz w:val="22"/>
-                <w:szCs w:val="22"/>
               </w:rPr>
               <w:t xml:space="preserve">Makes all decisions on changing or cancelling supports, contacts participants and emergency contacts, calls emergency services and keeps the records</w:t>
             </w:r>
@@ -2086,8 +2110,6 @@
             <w:r>
               <w:rPr>
                 <w:rFonts w:ascii="Calibri" w:cs="Calibri" w:eastAsia="Calibri" w:hAnsi="Calibri"/>
-                <w:sz w:val="22"/>
-                <w:szCs w:val="22"/>
               </w:rPr>
               <w:t xml:space="preserve">Before, during and after every emergency</w:t>
             </w:r>
@@ -2095,22 +2117,23 @@
         </w:tc>
       </w:tr>
       <w:tr>
-        <w:tc>
-          <w:tcPr>
-            <w:tcW w:type="dxa" w:w="3000"/>
-            <w:tcBorders>
-              <w:top w:val="single" w:color="999999" w:sz="4"/>
-              <w:left w:val="single" w:color="999999" w:sz="4"/>
-              <w:bottom w:val="single" w:color="999999" w:sz="4"/>
-              <w:right w:val="single" w:color="999999" w:sz="4"/>
-            </w:tcBorders>
-          </w:tcPr>
-          <w:p>
-            <w:r>
-              <w:rPr>
-                <w:rFonts w:ascii="Calibri" w:cs="Calibri" w:eastAsia="Calibri" w:hAnsi="Calibri"/>
-                <w:sz w:val="22"/>
-                <w:szCs w:val="22"/>
+        <w:trPr>
+          <w:cantSplit/>
+        </w:trPr>
+        <w:tc>
+          <w:tcPr>
+            <w:tcW w:type="dxa" w:w="3000"/>
+            <w:tcBorders>
+              <w:top w:val="single" w:color="999999" w:sz="4"/>
+              <w:left w:val="single" w:color="999999" w:sz="4"/>
+              <w:bottom w:val="single" w:color="999999" w:sz="4"/>
+              <w:right w:val="single" w:color="999999" w:sz="4"/>
+            </w:tcBorders>
+          </w:tcPr>
+          <w:p>
+            <w:r>
+              <w:rPr>
+                <w:rFonts w:ascii="Calibri" w:cs="Calibri" w:eastAsia="Calibri" w:hAnsi="Calibri"/>
               </w:rPr>
               <w:t xml:space="preserve">Participant</w:t>
             </w:r>
@@ -2130,8 +2153,6 @@
             <w:r>
               <w:rPr>
                 <w:rFonts w:ascii="Calibri" w:cs="Calibri" w:eastAsia="Calibri" w:hAnsi="Calibri"/>
-                <w:sz w:val="22"/>
-                <w:szCs w:val="22"/>
               </w:rPr>
               <w:t xml:space="preserve">Tells us about their emergency needs and keeps their contact details up to date</w:t>
             </w:r>
@@ -2151,8 +2172,6 @@
             <w:r>
               <w:rPr>
                 <w:rFonts w:ascii="Calibri" w:cs="Calibri" w:eastAsia="Calibri" w:hAnsi="Calibri"/>
-                <w:sz w:val="22"/>
-                <w:szCs w:val="22"/>
               </w:rPr>
               <w:t xml:space="preserve">When they start and when their needs change</w:t>
             </w:r>
@@ -2160,22 +2179,23 @@
         </w:tc>
       </w:tr>
       <w:tr>
-        <w:tc>
-          <w:tcPr>
-            <w:tcW w:type="dxa" w:w="3000"/>
-            <w:tcBorders>
-              <w:top w:val="single" w:color="999999" w:sz="4"/>
-              <w:left w:val="single" w:color="999999" w:sz="4"/>
-              <w:bottom w:val="single" w:color="999999" w:sz="4"/>
-              <w:right w:val="single" w:color="999999" w:sz="4"/>
-            </w:tcBorders>
-          </w:tcPr>
-          <w:p>
-            <w:r>
-              <w:rPr>
-                <w:rFonts w:ascii="Calibri" w:cs="Calibri" w:eastAsia="Calibri" w:hAnsi="Calibri"/>
-                <w:sz w:val="22"/>
-                <w:szCs w:val="22"/>
+        <w:trPr>
+          <w:cantSplit/>
+        </w:trPr>
+        <w:tc>
+          <w:tcPr>
+            <w:tcW w:type="dxa" w:w="3000"/>
+            <w:tcBorders>
+              <w:top w:val="single" w:color="999999" w:sz="4"/>
+              <w:left w:val="single" w:color="999999" w:sz="4"/>
+              <w:bottom w:val="single" w:color="999999" w:sz="4"/>
+              <w:right w:val="single" w:color="999999" w:sz="4"/>
+            </w:tcBorders>
+          </w:tcPr>
+          <w:p>
+            <w:r>
+              <w:rPr>
+                <w:rFonts w:ascii="Calibri" w:cs="Calibri" w:eastAsia="Calibri" w:hAnsi="Calibri"/>
               </w:rPr>
               <w:t xml:space="preserve">Participant's emergency contact</w:t>
             </w:r>
@@ -2195,8 +2215,6 @@
             <w:r>
               <w:rPr>
                 <w:rFonts w:ascii="Calibri" w:cs="Calibri" w:eastAsia="Calibri" w:hAnsi="Calibri"/>
-                <w:sz w:val="22"/>
-                <w:szCs w:val="22"/>
               </w:rPr>
               <w:t xml:space="preserve">Is called if we cannot reach the participant or if they need help</w:t>
             </w:r>
@@ -2216,8 +2234,6 @@
             <w:r>
               <w:rPr>
                 <w:rFonts w:ascii="Calibri" w:cs="Calibri" w:eastAsia="Calibri" w:hAnsi="Calibri"/>
-                <w:sz w:val="22"/>
-                <w:szCs w:val="22"/>
               </w:rPr>
               <w:t xml:space="preserve">During an emergency</w:t>
             </w:r>
@@ -2227,13 +2243,11 @@
     </w:tbl>
     <w:p>
       <w:pPr>
-        <w:spacing w:after="120"/>
-      </w:pPr>
-      <w:r>
-        <w:rPr>
-          <w:rFonts w:ascii="Calibri" w:cs="Calibri" w:eastAsia="Calibri" w:hAnsi="Calibri"/>
-          <w:sz w:val="22"/>
-          <w:szCs w:val="22"/>
+        <w:spacing w:after="120" w:line="276"/>
+      </w:pPr>
+      <w:r>
+        <w:rPr>
+          <w:rFonts w:ascii="Calibri" w:cs="Calibri" w:eastAsia="Calibri" w:hAnsi="Calibri"/>
         </w:rPr>
         <w:t xml:space="preserve"/>
       </w:r>
@@ -2271,8 +2285,6 @@
                 <w:rFonts w:ascii="Calibri" w:cs="Calibri" w:eastAsia="Calibri" w:hAnsi="Calibri"/>
                 <w:i/>
                 <w:iCs/>
-                <w:sz w:val="22"/>
-                <w:szCs w:val="22"/>
               </w:rPr>
               <w:t xml:space="preserve">[Provider to complete: name and phone number of the person who will contact participants if you are unwell or unable to work during an emergency, if you have arranged a back-up.]</w:t>
             </w:r>
@@ -2282,13 +2294,11 @@
     </w:tbl>
     <w:p>
       <w:pPr>
-        <w:spacing w:after="120"/>
-      </w:pPr>
-      <w:r>
-        <w:rPr>
-          <w:rFonts w:ascii="Calibri" w:cs="Calibri" w:eastAsia="Calibri" w:hAnsi="Calibri"/>
-          <w:sz w:val="22"/>
-          <w:szCs w:val="22"/>
+        <w:spacing w:after="120" w:line="276"/>
+      </w:pPr>
+      <w:r>
+        <w:rPr>
+          <w:rFonts w:ascii="Calibri" w:cs="Calibri" w:eastAsia="Calibri" w:hAnsi="Calibri"/>
         </w:rPr>
         <w:t xml:space="preserve"/>
       </w:r>
@@ -2309,13 +2319,27 @@
     </w:p>
     <w:p>
       <w:pPr>
-        <w:spacing w:after="120"/>
-      </w:pPr>
-      <w:r>
-        <w:rPr>
-          <w:rFonts w:ascii="Calibri" w:cs="Calibri" w:eastAsia="Calibri" w:hAnsi="Calibri"/>
-          <w:sz w:val="22"/>
-          <w:szCs w:val="22"/>
+        <w:spacing w:after="80"/>
+      </w:pPr>
+      <w:r>
+        <w:rPr>
+          <w:rFonts w:ascii="Calibri" w:cs="Calibri" w:eastAsia="Calibri" w:hAnsi="Calibri"/>
+          <w:i/>
+          <w:iCs/>
+          <w:color w:val="555555"/>
+          <w:sz w:val="20"/>
+          <w:szCs w:val="20"/>
+        </w:rPr>
+        <w:t xml:space="preserve">Drafted from your answers.</w:t>
+      </w:r>
+    </w:p>
+    <w:p>
+      <w:pPr>
+        <w:spacing w:after="120" w:line="276"/>
+      </w:pPr>
+      <w:r>
+        <w:rPr>
+          <w:rFonts w:ascii="Calibri" w:cs="Calibri" w:eastAsia="Calibri" w:hAnsi="Calibri"/>
         </w:rPr>
         <w:t xml:space="preserve">Sunrise Supports is run by one person, who is a sole trader. That person holds every role in this plan. The table below sets out who does what, so the duties are clear even though one person does them.</w:t>
       </w:r>
@@ -2358,8 +2382,6 @@
                 <w:rFonts w:ascii="Calibri" w:cs="Calibri" w:eastAsia="Calibri" w:hAnsi="Calibri"/>
                 <w:b/>
                 <w:bCs/>
-                <w:sz w:val="22"/>
-                <w:szCs w:val="22"/>
               </w:rPr>
               <w:t xml:space="preserve">Role</w:t>
             </w:r>
@@ -2382,8 +2404,6 @@
                 <w:rFonts w:ascii="Calibri" w:cs="Calibri" w:eastAsia="Calibri" w:hAnsi="Calibri"/>
                 <w:b/>
                 <w:bCs/>
-                <w:sz w:val="22"/>
-                <w:szCs w:val="22"/>
               </w:rPr>
               <w:t xml:space="preserve">Does what</w:t>
             </w:r>
@@ -2406,8 +2426,6 @@
                 <w:rFonts w:ascii="Calibri" w:cs="Calibri" w:eastAsia="Calibri" w:hAnsi="Calibri"/>
                 <w:b/>
                 <w:bCs/>
-                <w:sz w:val="22"/>
-                <w:szCs w:val="22"/>
               </w:rPr>
               <w:t xml:space="preserve">When</w:t>
             </w:r>
@@ -2415,22 +2433,23 @@
         </w:tc>
       </w:tr>
       <w:tr>
-        <w:tc>
-          <w:tcPr>
-            <w:tcW w:type="dxa" w:w="3000"/>
-            <w:tcBorders>
-              <w:top w:val="single" w:color="999999" w:sz="4"/>
-              <w:left w:val="single" w:color="999999" w:sz="4"/>
-              <w:bottom w:val="single" w:color="999999" w:sz="4"/>
-              <w:right w:val="single" w:color="999999" w:sz="4"/>
-            </w:tcBorders>
-          </w:tcPr>
-          <w:p>
-            <w:r>
-              <w:rPr>
-                <w:rFonts w:ascii="Calibri" w:cs="Calibri" w:eastAsia="Calibri" w:hAnsi="Calibri"/>
-                <w:sz w:val="22"/>
-                <w:szCs w:val="22"/>
+        <w:trPr>
+          <w:cantSplit/>
+        </w:trPr>
+        <w:tc>
+          <w:tcPr>
+            <w:tcW w:type="dxa" w:w="3000"/>
+            <w:tcBorders>
+              <w:top w:val="single" w:color="999999" w:sz="4"/>
+              <w:left w:val="single" w:color="999999" w:sz="4"/>
+              <w:bottom w:val="single" w:color="999999" w:sz="4"/>
+              <w:right w:val="single" w:color="999999" w:sz="4"/>
+            </w:tcBorders>
+          </w:tcPr>
+          <w:p>
+            <w:r>
+              <w:rPr>
+                <w:rFonts w:ascii="Calibri" w:cs="Calibri" w:eastAsia="Calibri" w:hAnsi="Calibri"/>
               </w:rPr>
               <w:t xml:space="preserve">Owner and sole worker</w:t>
             </w:r>
@@ -2450,8 +2469,6 @@
             <w:r>
               <w:rPr>
                 <w:rFonts w:ascii="Calibri" w:cs="Calibri" w:eastAsia="Calibri" w:hAnsi="Calibri"/>
-                <w:sz w:val="22"/>
-                <w:szCs w:val="22"/>
               </w:rPr>
               <w:t xml:space="preserve">Decides when to put this plan into action, contacts participants and keeps them informed, and changes or pauses supports where it is safer to do so</w:t>
             </w:r>
@@ -2471,8 +2488,6 @@
             <w:r>
               <w:rPr>
                 <w:rFonts w:ascii="Calibri" w:cs="Calibri" w:eastAsia="Calibri" w:hAnsi="Calibri"/>
-                <w:sz w:val="22"/>
-                <w:szCs w:val="22"/>
               </w:rPr>
               <w:t xml:space="preserve">As soon as an emergency or disaster affects a participant or our supports</w:t>
             </w:r>
@@ -2480,22 +2495,23 @@
         </w:tc>
       </w:tr>
       <w:tr>
-        <w:tc>
-          <w:tcPr>
-            <w:tcW w:type="dxa" w:w="3000"/>
-            <w:tcBorders>
-              <w:top w:val="single" w:color="999999" w:sz="4"/>
-              <w:left w:val="single" w:color="999999" w:sz="4"/>
-              <w:bottom w:val="single" w:color="999999" w:sz="4"/>
-              <w:right w:val="single" w:color="999999" w:sz="4"/>
-            </w:tcBorders>
-          </w:tcPr>
-          <w:p>
-            <w:r>
-              <w:rPr>
-                <w:rFonts w:ascii="Calibri" w:cs="Calibri" w:eastAsia="Calibri" w:hAnsi="Calibri"/>
-                <w:sz w:val="22"/>
-                <w:szCs w:val="22"/>
+        <w:trPr>
+          <w:cantSplit/>
+        </w:trPr>
+        <w:tc>
+          <w:tcPr>
+            <w:tcW w:type="dxa" w:w="3000"/>
+            <w:tcBorders>
+              <w:top w:val="single" w:color="999999" w:sz="4"/>
+              <w:left w:val="single" w:color="999999" w:sz="4"/>
+              <w:bottom w:val="single" w:color="999999" w:sz="4"/>
+              <w:right w:val="single" w:color="999999" w:sz="4"/>
+            </w:tcBorders>
+          </w:tcPr>
+          <w:p>
+            <w:r>
+              <w:rPr>
+                <w:rFonts w:ascii="Calibri" w:cs="Calibri" w:eastAsia="Calibri" w:hAnsi="Calibri"/>
               </w:rPr>
               <w:t xml:space="preserve">Owner and sole worker</w:t>
             </w:r>
@@ -2515,8 +2531,6 @@
             <w:r>
               <w:rPr>
                 <w:rFonts w:ascii="Calibri" w:cs="Calibri" w:eastAsia="Calibri" w:hAnsi="Calibri"/>
-                <w:sz w:val="22"/>
-                <w:szCs w:val="22"/>
               </w:rPr>
               <w:t xml:space="preserve">Checks emergency contact details and each participant's emergency needs, and keeps the records listed in section 6 Records and evidence to retain</w:t>
             </w:r>
@@ -2536,8 +2550,6 @@
             <w:r>
               <w:rPr>
                 <w:rFonts w:ascii="Calibri" w:cs="Calibri" w:eastAsia="Calibri" w:hAnsi="Calibri"/>
-                <w:sz w:val="22"/>
-                <w:szCs w:val="22"/>
               </w:rPr>
               <w:t xml:space="preserve">At the start of each participant's supports and whenever their needs change</w:t>
             </w:r>
@@ -2545,22 +2557,23 @@
         </w:tc>
       </w:tr>
       <w:tr>
-        <w:tc>
-          <w:tcPr>
-            <w:tcW w:type="dxa" w:w="3000"/>
-            <w:tcBorders>
-              <w:top w:val="single" w:color="999999" w:sz="4"/>
-              <w:left w:val="single" w:color="999999" w:sz="4"/>
-              <w:bottom w:val="single" w:color="999999" w:sz="4"/>
-              <w:right w:val="single" w:color="999999" w:sz="4"/>
-            </w:tcBorders>
-          </w:tcPr>
-          <w:p>
-            <w:r>
-              <w:rPr>
-                <w:rFonts w:ascii="Calibri" w:cs="Calibri" w:eastAsia="Calibri" w:hAnsi="Calibri"/>
-                <w:sz w:val="22"/>
-                <w:szCs w:val="22"/>
+        <w:trPr>
+          <w:cantSplit/>
+        </w:trPr>
+        <w:tc>
+          <w:tcPr>
+            <w:tcW w:type="dxa" w:w="3000"/>
+            <w:tcBorders>
+              <w:top w:val="single" w:color="999999" w:sz="4"/>
+              <w:left w:val="single" w:color="999999" w:sz="4"/>
+              <w:bottom w:val="single" w:color="999999" w:sz="4"/>
+              <w:right w:val="single" w:color="999999" w:sz="4"/>
+            </w:tcBorders>
+          </w:tcPr>
+          <w:p>
+            <w:r>
+              <w:rPr>
+                <w:rFonts w:ascii="Calibri" w:cs="Calibri" w:eastAsia="Calibri" w:hAnsi="Calibri"/>
               </w:rPr>
               <w:t xml:space="preserve">Owner and sole worker</w:t>
             </w:r>
@@ -2580,8 +2593,6 @@
             <w:r>
               <w:rPr>
                 <w:rFonts w:ascii="Calibri" w:cs="Calibri" w:eastAsia="Calibri" w:hAnsi="Calibri"/>
-                <w:sz w:val="22"/>
-                <w:szCs w:val="22"/>
               </w:rPr>
               <w:t xml:space="preserve">Reviews this plan and updates the policy review register</w:t>
             </w:r>
@@ -2601,8 +2612,6 @@
             <w:r>
               <w:rPr>
                 <w:rFonts w:ascii="Calibri" w:cs="Calibri" w:eastAsia="Calibri" w:hAnsi="Calibri"/>
-                <w:sz w:val="22"/>
-                <w:szCs w:val="22"/>
               </w:rPr>
               <w:t xml:space="preserve">Every 12 months, and after any emergency that tested the plan</w:t>
             </w:r>
@@ -2610,22 +2619,23 @@
         </w:tc>
       </w:tr>
       <w:tr>
-        <w:tc>
-          <w:tcPr>
-            <w:tcW w:type="dxa" w:w="3000"/>
-            <w:tcBorders>
-              <w:top w:val="single" w:color="999999" w:sz="4"/>
-              <w:left w:val="single" w:color="999999" w:sz="4"/>
-              <w:bottom w:val="single" w:color="999999" w:sz="4"/>
-              <w:right w:val="single" w:color="999999" w:sz="4"/>
-            </w:tcBorders>
-          </w:tcPr>
-          <w:p>
-            <w:r>
-              <w:rPr>
-                <w:rFonts w:ascii="Calibri" w:cs="Calibri" w:eastAsia="Calibri" w:hAnsi="Calibri"/>
-                <w:sz w:val="22"/>
-                <w:szCs w:val="22"/>
+        <w:trPr>
+          <w:cantSplit/>
+        </w:trPr>
+        <w:tc>
+          <w:tcPr>
+            <w:tcW w:type="dxa" w:w="3000"/>
+            <w:tcBorders>
+              <w:top w:val="single" w:color="999999" w:sz="4"/>
+              <w:left w:val="single" w:color="999999" w:sz="4"/>
+              <w:bottom w:val="single" w:color="999999" w:sz="4"/>
+              <w:right w:val="single" w:color="999999" w:sz="4"/>
+            </w:tcBorders>
+          </w:tcPr>
+          <w:p>
+            <w:r>
+              <w:rPr>
+                <w:rFonts w:ascii="Calibri" w:cs="Calibri" w:eastAsia="Calibri" w:hAnsi="Calibri"/>
               </w:rPr>
               <w:t xml:space="preserve">Owner and sole worker</w:t>
             </w:r>
@@ -2645,8 +2655,6 @@
             <w:r>
               <w:rPr>
                 <w:rFonts w:ascii="Calibri" w:cs="Calibri" w:eastAsia="Calibri" w:hAnsi="Calibri"/>
-                <w:sz w:val="22"/>
-                <w:szCs w:val="22"/>
               </w:rPr>
               <w:t xml:space="preserve">Reviews the registers listed in section 7 Related documents and registers</w:t>
             </w:r>
@@ -2666,8 +2674,6 @@
             <w:r>
               <w:rPr>
                 <w:rFonts w:ascii="Calibri" w:cs="Calibri" w:eastAsia="Calibri" w:hAnsi="Calibri"/>
-                <w:sz w:val="22"/>
-                <w:szCs w:val="22"/>
               </w:rPr>
               <w:t xml:space="preserve">Every 3 months</w:t>
             </w:r>
@@ -2677,39 +2683,33 @@
     </w:tbl>
     <w:p>
       <w:pPr>
-        <w:spacing w:after="120"/>
-      </w:pPr>
-      <w:r>
-        <w:rPr>
-          <w:rFonts w:ascii="Calibri" w:cs="Calibri" w:eastAsia="Calibri" w:hAnsi="Calibri"/>
-          <w:sz w:val="22"/>
-          <w:szCs w:val="22"/>
+        <w:spacing w:after="120" w:line="276"/>
+      </w:pPr>
+      <w:r>
+        <w:rPr>
+          <w:rFonts w:ascii="Calibri" w:cs="Calibri" w:eastAsia="Calibri" w:hAnsi="Calibri"/>
         </w:rPr>
         <w:t xml:space="preserve"/>
       </w:r>
     </w:p>
     <w:p>
       <w:pPr>
-        <w:spacing w:after="120"/>
-      </w:pPr>
-      <w:r>
-        <w:rPr>
-          <w:rFonts w:ascii="Calibri" w:cs="Calibri" w:eastAsia="Calibri" w:hAnsi="Calibri"/>
-          <w:sz w:val="22"/>
-          <w:szCs w:val="22"/>
+        <w:spacing w:after="120" w:line="276"/>
+      </w:pPr>
+      <w:r>
+        <w:rPr>
+          <w:rFonts w:ascii="Calibri" w:cs="Calibri" w:eastAsia="Calibri" w:hAnsi="Calibri"/>
         </w:rPr>
         <w:t xml:space="preserve">If we cannot do our duties under this plan, for example because we are unwell or affected by the emergency ourselves, we tell participants as early as we can so they can use their own back-up arrangements.</w:t>
       </w:r>
     </w:p>
     <w:p>
       <w:pPr>
-        <w:spacing w:after="120"/>
-      </w:pPr>
-      <w:r>
-        <w:rPr>
-          <w:rFonts w:ascii="Calibri" w:cs="Calibri" w:eastAsia="Calibri" w:hAnsi="Calibri"/>
-          <w:sz w:val="22"/>
-          <w:szCs w:val="22"/>
+        <w:spacing w:after="120" w:line="276"/>
+      </w:pPr>
+      <w:r>
+        <w:rPr>
+          <w:rFonts w:ascii="Calibri" w:cs="Calibri" w:eastAsia="Calibri" w:hAnsi="Calibri"/>
         </w:rPr>
         <w:t xml:space="preserve">For what we must report to the Commission and by when, see the fixed section on reportable incidents. We do not repeat those requirements here.</w:t>
       </w:r>
@@ -2747,8 +2747,6 @@
                 <w:rFonts w:ascii="Calibri" w:cs="Calibri" w:eastAsia="Calibri" w:hAnsi="Calibri"/>
                 <w:i/>
                 <w:iCs/>
-                <w:sz w:val="22"/>
-                <w:szCs w:val="22"/>
               </w:rPr>
               <w:t xml:space="preserve">[Provider to complete: name a trusted person who can contact participants for us if we cannot, and say how we will brief them.]</w:t>
             </w:r>
@@ -2758,13 +2756,11 @@
     </w:tbl>
     <w:p>
       <w:pPr>
-        <w:spacing w:after="120"/>
-      </w:pPr>
-      <w:r>
-        <w:rPr>
-          <w:rFonts w:ascii="Calibri" w:cs="Calibri" w:eastAsia="Calibri" w:hAnsi="Calibri"/>
-          <w:sz w:val="22"/>
-          <w:szCs w:val="22"/>
+        <w:spacing w:after="120" w:line="276"/>
+      </w:pPr>
+      <w:r>
+        <w:rPr>
+          <w:rFonts w:ascii="Calibri" w:cs="Calibri" w:eastAsia="Calibri" w:hAnsi="Calibri"/>
         </w:rPr>
         <w:t xml:space="preserve"/>
       </w:r>
@@ -2785,26 +2781,22 @@
     </w:p>
     <w:p>
       <w:pPr>
-        <w:spacing w:after="120"/>
-      </w:pPr>
-      <w:r>
-        <w:rPr>
-          <w:rFonts w:ascii="Calibri" w:cs="Calibri" w:eastAsia="Calibri" w:hAnsi="Calibri"/>
-          <w:sz w:val="22"/>
-          <w:szCs w:val="22"/>
+        <w:spacing w:after="120" w:line="276"/>
+      </w:pPr>
+      <w:r>
+        <w:rPr>
+          <w:rFonts w:ascii="Calibri" w:cs="Calibri" w:eastAsia="Calibri" w:hAnsi="Calibri"/>
         </w:rPr>
         <w:t xml:space="preserve">Verification providers are not audited against this document under the NDIS Practice Standards. We keep it because every provider needs a plan for emergencies and disasters, whatever its registration pathway.</w:t>
       </w:r>
     </w:p>
     <w:p>
       <w:pPr>
-        <w:spacing w:after="120"/>
-      </w:pPr>
-      <w:r>
-        <w:rPr>
-          <w:rFonts w:ascii="Calibri" w:cs="Calibri" w:eastAsia="Calibri" w:hAnsi="Calibri"/>
-          <w:sz w:val="22"/>
-          <w:szCs w:val="22"/>
+        <w:spacing w:after="120" w:line="276"/>
+      </w:pPr>
+      <w:r>
+        <w:rPr>
+          <w:rFonts w:ascii="Calibri" w:cs="Calibri" w:eastAsia="Calibri" w:hAnsi="Calibri"/>
         </w:rPr>
         <w:t xml:space="preserve">We keep the records this document names, with the dates they were made, so an auditor can see it in use.</w:t>
       </w:r>
@@ -2825,15 +2817,13 @@
     </w:p>
     <w:p>
       <w:pPr>
-        <w:spacing w:after="120"/>
-      </w:pPr>
-      <w:r>
-        <w:rPr>
-          <w:rFonts w:ascii="Calibri" w:cs="Calibri" w:eastAsia="Calibri" w:hAnsi="Calibri"/>
-          <w:sz w:val="22"/>
-          <w:szCs w:val="22"/>
-        </w:rPr>
-        <w:t xml:space="preserve">This document is part of the Sunrise Supports policy set prepared with Readyline on 12 October 2026.</w:t>
+        <w:spacing w:after="120" w:line="276"/>
+      </w:pPr>
+      <w:r>
+        <w:rPr>
+          <w:rFonts w:ascii="Calibri" w:cs="Calibri" w:eastAsia="Calibri" w:hAnsi="Calibri"/>
+        </w:rPr>
+        <w:t xml:space="preserve">This document is part of the Sunrise Supports policy set prepared with Readyline on 14 October 2026.</w:t>
       </w:r>
     </w:p>
     <w:p>
@@ -2843,13 +2833,11 @@
           <w:ilvl w:val="0"/>
           <w:numId w:val="3"/>
         </w:numPr>
-        <w:spacing w:after="60"/>
-      </w:pPr>
-      <w:r>
-        <w:rPr>
-          <w:rFonts w:ascii="Calibri" w:cs="Calibri" w:eastAsia="Calibri" w:hAnsi="Calibri"/>
-          <w:sz w:val="22"/>
-          <w:szCs w:val="22"/>
+        <w:spacing w:after="60" w:line="276"/>
+      </w:pPr>
+      <w:r>
+        <w:rPr>
+          <w:rFonts w:ascii="Calibri" w:cs="Calibri" w:eastAsia="Calibri" w:hAnsi="Calibri"/>
         </w:rPr>
         <w:t xml:space="preserve">Policy review register</w:t>
       </w:r>
@@ -2870,15 +2858,13 @@
     </w:p>
     <w:p>
       <w:pPr>
-        <w:spacing w:after="120"/>
-      </w:pPr>
-      <w:r>
-        <w:rPr>
-          <w:rFonts w:ascii="Calibri" w:cs="Calibri" w:eastAsia="Calibri" w:hAnsi="Calibri"/>
-          <w:sz w:val="22"/>
-          <w:szCs w:val="22"/>
-        </w:rPr>
-        <w:t xml:space="preserve">We review this document every 12 months, after any incident or complaint that shows a gap, and when the Commission changes the rules it supports. Next review: 12 October 2027.</w:t>
+        <w:spacing w:after="120" w:line="276"/>
+      </w:pPr>
+      <w:r>
+        <w:rPr>
+          <w:rFonts w:ascii="Calibri" w:cs="Calibri" w:eastAsia="Calibri" w:hAnsi="Calibri"/>
+        </w:rPr>
+        <w:t xml:space="preserve">We review this document every 12 months, after any incident or complaint that shows a gap, and when the Commission changes the rules it supports. Next review: 14 October 2027.</w:t>
       </w:r>
     </w:p>
     <w:tbl>
@@ -2919,8 +2905,6 @@
                 <w:rFonts w:ascii="Calibri" w:cs="Calibri" w:eastAsia="Calibri" w:hAnsi="Calibri"/>
                 <w:b/>
                 <w:bCs/>
-                <w:sz w:val="22"/>
-                <w:szCs w:val="22"/>
               </w:rPr>
               <w:t xml:space="preserve">Role</w:t>
             </w:r>
@@ -2943,8 +2927,6 @@
                 <w:rFonts w:ascii="Calibri" w:cs="Calibri" w:eastAsia="Calibri" w:hAnsi="Calibri"/>
                 <w:b/>
                 <w:bCs/>
-                <w:sz w:val="22"/>
-                <w:szCs w:val="22"/>
               </w:rPr>
               <w:t xml:space="preserve">Does what</w:t>
             </w:r>
@@ -2967,8 +2949,6 @@
                 <w:rFonts w:ascii="Calibri" w:cs="Calibri" w:eastAsia="Calibri" w:hAnsi="Calibri"/>
                 <w:b/>
                 <w:bCs/>
-                <w:sz w:val="22"/>
-                <w:szCs w:val="22"/>
               </w:rPr>
               <w:t xml:space="preserve">When</w:t>
             </w:r>
@@ -2976,43 +2956,42 @@
         </w:tc>
       </w:tr>
       <w:tr>
-        <w:tc>
-          <w:tcPr>
-            <w:tcW w:type="dxa" w:w="3000"/>
-            <w:tcBorders>
-              <w:top w:val="single" w:color="999999" w:sz="4"/>
-              <w:left w:val="single" w:color="999999" w:sz="4"/>
-              <w:bottom w:val="single" w:color="999999" w:sz="4"/>
-              <w:right w:val="single" w:color="999999" w:sz="4"/>
-            </w:tcBorders>
-          </w:tcPr>
-          <w:p>
-            <w:r>
-              <w:rPr>
-                <w:rFonts w:ascii="Calibri" w:cs="Calibri" w:eastAsia="Calibri" w:hAnsi="Calibri"/>
-                <w:sz w:val="22"/>
-                <w:szCs w:val="22"/>
-              </w:rPr>
-              <w:t xml:space="preserve">[Provider to complete: owner role]</w:t>
-            </w:r>
-          </w:p>
-        </w:tc>
-        <w:tc>
-          <w:tcPr>
-            <w:tcW w:type="dxa" w:w="3000"/>
-            <w:tcBorders>
-              <w:top w:val="single" w:color="999999" w:sz="4"/>
-              <w:left w:val="single" w:color="999999" w:sz="4"/>
-              <w:bottom w:val="single" w:color="999999" w:sz="4"/>
-              <w:right w:val="single" w:color="999999" w:sz="4"/>
-            </w:tcBorders>
-          </w:tcPr>
-          <w:p>
-            <w:r>
-              <w:rPr>
-                <w:rFonts w:ascii="Calibri" w:cs="Calibri" w:eastAsia="Calibri" w:hAnsi="Calibri"/>
-                <w:sz w:val="22"/>
-                <w:szCs w:val="22"/>
+        <w:trPr>
+          <w:cantSplit/>
+        </w:trPr>
+        <w:tc>
+          <w:tcPr>
+            <w:tcW w:type="dxa" w:w="3000"/>
+            <w:tcBorders>
+              <w:top w:val="single" w:color="999999" w:sz="4"/>
+              <w:left w:val="single" w:color="999999" w:sz="4"/>
+              <w:bottom w:val="single" w:color="999999" w:sz="4"/>
+              <w:right w:val="single" w:color="999999" w:sz="4"/>
+            </w:tcBorders>
+          </w:tcPr>
+          <w:p>
+            <w:r>
+              <w:rPr>
+                <w:rFonts w:ascii="Calibri" w:cs="Calibri" w:eastAsia="Calibri" w:hAnsi="Calibri"/>
+              </w:rPr>
+              <w:t xml:space="preserve">Owner</w:t>
+            </w:r>
+          </w:p>
+        </w:tc>
+        <w:tc>
+          <w:tcPr>
+            <w:tcW w:type="dxa" w:w="3000"/>
+            <w:tcBorders>
+              <w:top w:val="single" w:color="999999" w:sz="4"/>
+              <w:left w:val="single" w:color="999999" w:sz="4"/>
+              <w:bottom w:val="single" w:color="999999" w:sz="4"/>
+              <w:right w:val="single" w:color="999999" w:sz="4"/>
+            </w:tcBorders>
+          </w:tcPr>
+          <w:p>
+            <w:r>
+              <w:rPr>
+                <w:rFonts w:ascii="Calibri" w:cs="Calibri" w:eastAsia="Calibri" w:hAnsi="Calibri"/>
               </w:rPr>
               <w:t xml:space="preserve">Reviews and approves this document</w:t>
             </w:r>
@@ -3032,8 +3011,6 @@
             <w:r>
               <w:rPr>
                 <w:rFonts w:ascii="Calibri" w:cs="Calibri" w:eastAsia="Calibri" w:hAnsi="Calibri"/>
-                <w:sz w:val="22"/>
-                <w:szCs w:val="22"/>
               </w:rPr>
               <w:t xml:space="preserve">Every 12 months</w:t>
             </w:r>
@@ -3041,22 +3018,23 @@
         </w:tc>
       </w:tr>
       <w:tr>
-        <w:tc>
-          <w:tcPr>
-            <w:tcW w:type="dxa" w:w="3000"/>
-            <w:tcBorders>
-              <w:top w:val="single" w:color="999999" w:sz="4"/>
-              <w:left w:val="single" w:color="999999" w:sz="4"/>
-              <w:bottom w:val="single" w:color="999999" w:sz="4"/>
-              <w:right w:val="single" w:color="999999" w:sz="4"/>
-            </w:tcBorders>
-          </w:tcPr>
-          <w:p>
-            <w:r>
-              <w:rPr>
-                <w:rFonts w:ascii="Calibri" w:cs="Calibri" w:eastAsia="Calibri" w:hAnsi="Calibri"/>
-                <w:sz w:val="22"/>
-                <w:szCs w:val="22"/>
+        <w:trPr>
+          <w:cantSplit/>
+        </w:trPr>
+        <w:tc>
+          <w:tcPr>
+            <w:tcW w:type="dxa" w:w="3000"/>
+            <w:tcBorders>
+              <w:top w:val="single" w:color="999999" w:sz="4"/>
+              <w:left w:val="single" w:color="999999" w:sz="4"/>
+              <w:bottom w:val="single" w:color="999999" w:sz="4"/>
+              <w:right w:val="single" w:color="999999" w:sz="4"/>
+            </w:tcBorders>
+          </w:tcPr>
+          <w:p>
+            <w:r>
+              <w:rPr>
+                <w:rFonts w:ascii="Calibri" w:cs="Calibri" w:eastAsia="Calibri" w:hAnsi="Calibri"/>
               </w:rPr>
               <w:t xml:space="preserve">All workers</w:t>
             </w:r>
@@ -3076,8 +3054,6 @@
             <w:r>
               <w:rPr>
                 <w:rFonts w:ascii="Calibri" w:cs="Calibri" w:eastAsia="Calibri" w:hAnsi="Calibri"/>
-                <w:sz w:val="22"/>
-                <w:szCs w:val="22"/>
               </w:rPr>
               <w:t xml:space="preserve">Read the current version and follow it</w:t>
             </w:r>
@@ -3097,8 +3073,6 @@
             <w:r>
               <w:rPr>
                 <w:rFonts w:ascii="Calibri" w:cs="Calibri" w:eastAsia="Calibri" w:hAnsi="Calibri"/>
-                <w:sz w:val="22"/>
-                <w:szCs w:val="22"/>
               </w:rPr>
               <w:t xml:space="preserve">At induction and after each change</w:t>
             </w:r>
@@ -3108,13 +3082,11 @@
     </w:tbl>
     <w:p>
       <w:pPr>
-        <w:spacing w:after="120"/>
-      </w:pPr>
-      <w:r>
-        <w:rPr>
-          <w:rFonts w:ascii="Calibri" w:cs="Calibri" w:eastAsia="Calibri" w:hAnsi="Calibri"/>
-          <w:sz w:val="22"/>
-          <w:szCs w:val="22"/>
+        <w:spacing w:after="120" w:line="276"/>
+      </w:pPr>
+      <w:r>
+        <w:rPr>
+          <w:rFonts w:ascii="Calibri" w:cs="Calibri" w:eastAsia="Calibri" w:hAnsi="Calibri"/>
         </w:rPr>
         <w:t xml:space="preserve"/>
       </w:r>
@@ -3130,33 +3102,222 @@
           <w:b/>
           <w:bCs/>
         </w:rPr>
-        <w:t xml:space="preserve">About this document</w:t>
-      </w:r>
-    </w:p>
-    <w:p>
-      <w:pPr>
-        <w:spacing w:after="120"/>
-      </w:pPr>
-      <w:r>
-        <w:rPr>
-          <w:rFonts w:ascii="Calibri" w:cs="Calibri" w:eastAsia="Calibri" w:hAnsi="Calibri"/>
-          <w:sz w:val="22"/>
-          <w:szCs w:val="22"/>
-        </w:rPr>
-        <w:t xml:space="preserve">Readyline provides general information and document templates for your own review. It is not legal advice and does not take account of your specific circumstances. Seek legal advice if you are unsure how a requirement applies to you. Readyline is an independent service and is not affiliated with the National Disability Insurance Agency or the NDIS Quality and Safeguards Commission.</w:t>
-      </w:r>
-    </w:p>
-    <w:p>
-      <w:pPr>
-        <w:spacing w:after="120"/>
-      </w:pPr>
-      <w:r>
-        <w:rPr>
-          <w:rFonts w:ascii="Calibri" w:cs="Calibri" w:eastAsia="Calibri" w:hAnsi="Calibri"/>
-          <w:sz w:val="22"/>
-          <w:szCs w:val="22"/>
-        </w:rPr>
-        <w:t xml:space="preserve">First drafts of your documents are generated with AI from your questionnaire answers. You are responsible for reviewing, editing and adopting them before use.</w:t>
+        <w:t xml:space="preserve">Change log</w:t>
+      </w:r>
+    </w:p>
+    <w:p>
+      <w:pPr>
+        <w:spacing w:after="120" w:line="276"/>
+      </w:pPr>
+      <w:r>
+        <w:rPr>
+          <w:rFonts w:ascii="Calibri" w:cs="Calibri" w:eastAsia="Calibri" w:hAnsi="Calibri"/>
+        </w:rPr>
+        <w:t xml:space="preserve">We record every change to this document here and tell workers when a new version applies.</w:t>
+      </w:r>
+    </w:p>
+    <w:tbl>
+      <w:tblPr>
+        <w:tblW w:type="dxa" w:w="9000"/>
+        <w:tblBorders>
+          <w:top w:val="single" w:color="auto" w:sz="4"/>
+          <w:left w:val="single" w:color="auto" w:sz="4"/>
+          <w:bottom w:val="single" w:color="auto" w:sz="4"/>
+          <w:right w:val="single" w:color="auto" w:sz="4"/>
+          <w:insideH w:val="single" w:color="auto" w:sz="4"/>
+          <w:insideV w:val="single" w:color="auto" w:sz="4"/>
+        </w:tblBorders>
+      </w:tblPr>
+      <w:tblGrid>
+        <w:gridCol w:w="2250"/>
+        <w:gridCol w:w="2250"/>
+        <w:gridCol w:w="2250"/>
+        <w:gridCol w:w="2250"/>
+      </w:tblGrid>
+      <w:tr>
+        <w:trPr>
+          <w:tblHeader/>
+        </w:trPr>
+        <w:tc>
+          <w:tcPr>
+            <w:tcW w:type="dxa" w:w="2250"/>
+            <w:tcBorders>
+              <w:top w:val="single" w:color="999999" w:sz="4"/>
+              <w:left w:val="single" w:color="999999" w:sz="4"/>
+              <w:bottom w:val="single" w:color="999999" w:sz="4"/>
+              <w:right w:val="single" w:color="999999" w:sz="4"/>
+            </w:tcBorders>
+            <w:shd w:fill="EEEEEE" w:val="clear"/>
+          </w:tcPr>
+          <w:p>
+            <w:r>
+              <w:rPr>
+                <w:rFonts w:ascii="Calibri" w:cs="Calibri" w:eastAsia="Calibri" w:hAnsi="Calibri"/>
+                <w:b/>
+                <w:bCs/>
+              </w:rPr>
+              <w:t xml:space="preserve">Version</w:t>
+            </w:r>
+          </w:p>
+        </w:tc>
+        <w:tc>
+          <w:tcPr>
+            <w:tcW w:type="dxa" w:w="2250"/>
+            <w:tcBorders>
+              <w:top w:val="single" w:color="999999" w:sz="4"/>
+              <w:left w:val="single" w:color="999999" w:sz="4"/>
+              <w:bottom w:val="single" w:color="999999" w:sz="4"/>
+              <w:right w:val="single" w:color="999999" w:sz="4"/>
+            </w:tcBorders>
+            <w:shd w:fill="EEEEEE" w:val="clear"/>
+          </w:tcPr>
+          <w:p>
+            <w:r>
+              <w:rPr>
+                <w:rFonts w:ascii="Calibri" w:cs="Calibri" w:eastAsia="Calibri" w:hAnsi="Calibri"/>
+                <w:b/>
+                <w:bCs/>
+              </w:rPr>
+              <w:t xml:space="preserve">Date</w:t>
+            </w:r>
+          </w:p>
+        </w:tc>
+        <w:tc>
+          <w:tcPr>
+            <w:tcW w:type="dxa" w:w="2250"/>
+            <w:tcBorders>
+              <w:top w:val="single" w:color="999999" w:sz="4"/>
+              <w:left w:val="single" w:color="999999" w:sz="4"/>
+              <w:bottom w:val="single" w:color="999999" w:sz="4"/>
+              <w:right w:val="single" w:color="999999" w:sz="4"/>
+            </w:tcBorders>
+            <w:shd w:fill="EEEEEE" w:val="clear"/>
+          </w:tcPr>
+          <w:p>
+            <w:r>
+              <w:rPr>
+                <w:rFonts w:ascii="Calibri" w:cs="Calibri" w:eastAsia="Calibri" w:hAnsi="Calibri"/>
+                <w:b/>
+                <w:bCs/>
+              </w:rPr>
+              <w:t xml:space="preserve">What changed</w:t>
+            </w:r>
+          </w:p>
+        </w:tc>
+        <w:tc>
+          <w:tcPr>
+            <w:tcW w:type="dxa" w:w="2250"/>
+            <w:tcBorders>
+              <w:top w:val="single" w:color="999999" w:sz="4"/>
+              <w:left w:val="single" w:color="999999" w:sz="4"/>
+              <w:bottom w:val="single" w:color="999999" w:sz="4"/>
+              <w:right w:val="single" w:color="999999" w:sz="4"/>
+            </w:tcBorders>
+            <w:shd w:fill="EEEEEE" w:val="clear"/>
+          </w:tcPr>
+          <w:p>
+            <w:r>
+              <w:rPr>
+                <w:rFonts w:ascii="Calibri" w:cs="Calibri" w:eastAsia="Calibri" w:hAnsi="Calibri"/>
+                <w:b/>
+                <w:bCs/>
+              </w:rPr>
+              <w:t xml:space="preserve">By whom</w:t>
+            </w:r>
+          </w:p>
+        </w:tc>
+      </w:tr>
+      <w:tr>
+        <w:trPr>
+          <w:cantSplit/>
+        </w:trPr>
+        <w:tc>
+          <w:tcPr>
+            <w:tcW w:type="dxa" w:w="2250"/>
+            <w:tcBorders>
+              <w:top w:val="single" w:color="999999" w:sz="4"/>
+              <w:left w:val="single" w:color="999999" w:sz="4"/>
+              <w:bottom w:val="single" w:color="999999" w:sz="4"/>
+              <w:right w:val="single" w:color="999999" w:sz="4"/>
+            </w:tcBorders>
+          </w:tcPr>
+          <w:p>
+            <w:r>
+              <w:rPr>
+                <w:rFonts w:ascii="Calibri" w:cs="Calibri" w:eastAsia="Calibri" w:hAnsi="Calibri"/>
+              </w:rPr>
+              <w:t xml:space="preserve">review-pack</w:t>
+            </w:r>
+          </w:p>
+        </w:tc>
+        <w:tc>
+          <w:tcPr>
+            <w:tcW w:type="dxa" w:w="2250"/>
+            <w:tcBorders>
+              <w:top w:val="single" w:color="999999" w:sz="4"/>
+              <w:left w:val="single" w:color="999999" w:sz="4"/>
+              <w:bottom w:val="single" w:color="999999" w:sz="4"/>
+              <w:right w:val="single" w:color="999999" w:sz="4"/>
+            </w:tcBorders>
+          </w:tcPr>
+          <w:p>
+            <w:r>
+              <w:rPr>
+                <w:rFonts w:ascii="Calibri" w:cs="Calibri" w:eastAsia="Calibri" w:hAnsi="Calibri"/>
+              </w:rPr>
+              <w:t xml:space="preserve">14 October 2026</w:t>
+            </w:r>
+          </w:p>
+        </w:tc>
+        <w:tc>
+          <w:tcPr>
+            <w:tcW w:type="dxa" w:w="2250"/>
+            <w:tcBorders>
+              <w:top w:val="single" w:color="999999" w:sz="4"/>
+              <w:left w:val="single" w:color="999999" w:sz="4"/>
+              <w:bottom w:val="single" w:color="999999" w:sz="4"/>
+              <w:right w:val="single" w:color="999999" w:sz="4"/>
+            </w:tcBorders>
+          </w:tcPr>
+          <w:p>
+            <w:r>
+              <w:rPr>
+                <w:rFonts w:ascii="Calibri" w:cs="Calibri" w:eastAsia="Calibri" w:hAnsi="Calibri"/>
+              </w:rPr>
+              <w:t xml:space="preserve">First version, drafted from our questionnaire answers</w:t>
+            </w:r>
+          </w:p>
+        </w:tc>
+        <w:tc>
+          <w:tcPr>
+            <w:tcW w:type="dxa" w:w="2250"/>
+            <w:tcBorders>
+              <w:top w:val="single" w:color="999999" w:sz="4"/>
+              <w:left w:val="single" w:color="999999" w:sz="4"/>
+              <w:bottom w:val="single" w:color="999999" w:sz="4"/>
+              <w:right w:val="single" w:color="999999" w:sz="4"/>
+            </w:tcBorders>
+          </w:tcPr>
+          <w:p>
+            <w:r>
+              <w:rPr>
+                <w:rFonts w:ascii="Calibri" w:cs="Calibri" w:eastAsia="Calibri" w:hAnsi="Calibri"/>
+              </w:rPr>
+              <w:t xml:space="preserve">Jane Citizen</w:t>
+            </w:r>
+          </w:p>
+        </w:tc>
+      </w:tr>
+    </w:tbl>
+    <w:p>
+      <w:pPr>
+        <w:spacing w:after="120" w:line="276"/>
+      </w:pPr>
+      <w:r>
+        <w:rPr>
+          <w:rFonts w:ascii="Calibri" w:cs="Calibri" w:eastAsia="Calibri" w:hAnsi="Calibri"/>
+        </w:rPr>
+        <w:t xml:space="preserve"/>
       </w:r>
     </w:p>
     <w:sectPr>
@@ -3217,16 +3378,16 @@
     <w:r>
       <w:rPr>
         <w:rFonts w:ascii="Calibri" w:cs="Calibri" w:eastAsia="Calibri" w:hAnsi="Calibri"/>
-        <w:sz w:val="22"/>
-        <w:szCs w:val="22"/>
+        <w:sz w:val="24"/>
+        <w:szCs w:val="24"/>
       </w:rPr>
-      <w:t xml:space="preserve">Prepared with Readyline. Version review-pack. Page </w:t>
+      <w:t xml:space="preserve">Emergency and disaster management plan. Version review-pack. Draft prepared with Readyline. Page </w:t>
     </w:r>
     <w:r>
       <w:rPr>
         <w:rFonts w:ascii="Calibri" w:cs="Calibri" w:eastAsia="Calibri" w:hAnsi="Calibri"/>
-        <w:sz w:val="22"/>
-        <w:szCs w:val="22"/>
+        <w:sz w:val="24"/>
+        <w:szCs w:val="24"/>
       </w:rPr>
       <w:fldChar w:fldCharType="begin"/>
       <w:instrText xml:space="preserve">PAGE</w:instrText>
@@ -3236,16 +3397,16 @@
     <w:r>
       <w:rPr>
         <w:rFonts w:ascii="Calibri" w:cs="Calibri" w:eastAsia="Calibri" w:hAnsi="Calibri"/>
-        <w:sz w:val="22"/>
-        <w:szCs w:val="22"/>
+        <w:sz w:val="24"/>
+        <w:szCs w:val="24"/>
       </w:rPr>
       <w:t xml:space="preserve"> of </w:t>
     </w:r>
     <w:r>
       <w:rPr>
         <w:rFonts w:ascii="Calibri" w:cs="Calibri" w:eastAsia="Calibri" w:hAnsi="Calibri"/>
-        <w:sz w:val="22"/>
-        <w:szCs w:val="22"/>
+        <w:sz w:val="24"/>
+        <w:szCs w:val="24"/>
       </w:rPr>
       <w:fldChar w:fldCharType="begin"/>
       <w:instrText xml:space="preserve">NUMPAGES</w:instrText>
@@ -3302,8 +3463,8 @@
     <w:r>
       <w:rPr>
         <w:rFonts w:ascii="Calibri" w:cs="Calibri" w:eastAsia="Calibri" w:hAnsi="Calibri"/>
-        <w:sz w:val="22"/>
-        <w:szCs w:val="22"/>
+        <w:sz w:val="24"/>
+        <w:szCs w:val="24"/>
       </w:rPr>
       <w:t xml:space="preserve">Sunrise Supports: Emergency and disaster management plan</w:t>
     </w:r>
@@ -3556,11 +3717,16 @@
     <w:rPrDefault>
       <w:rPr>
         <w:rFonts w:ascii="Calibri" w:cs="Calibri" w:eastAsia="Calibri" w:hAnsi="Calibri"/>
-        <w:sz w:val="22"/>
-        <w:szCs w:val="22"/>
+        <w:sz w:val="24"/>
+        <w:szCs w:val="24"/>
       </w:rPr>
     </w:rPrDefault>
-    <w:pPrDefault/>
+    <w:pPrDefault>
+      <w:pPr>
+        <w:spacing w:after="120" w:line="276"/>
+        <w:jc w:val="left"/>
+      </w:pPr>
+    </w:pPrDefault>
   </w:docDefaults>
   <w:style w:type="paragraph" w:styleId="Normal" w:default="1">
     <w:name w:val="Normal"/>
@@ -3615,9 +3781,12 @@
     <w:next w:val="Normal"/>
     <w:qFormat/>
     <w:rPr>
-      <w:color w:val="2E74B5"/>
-      <w:sz w:val="26"/>
-      <w:szCs w:val="26"/>
+      <w:rFonts w:ascii="Calibri" w:cs="Calibri" w:eastAsia="Calibri" w:hAnsi="Calibri"/>
+      <w:b/>
+      <w:bCs/>
+      <w:color w:val="000000"/>
+      <w:sz w:val="24"/>
+      <w:szCs w:val="24"/>
     </w:rPr>
   </w:style>
   <w:style w:type="paragraph" w:styleId="Heading3">
